--- a/src/main/resources/templates/OrderTemplate.docx
+++ b/src/main/resources/templates/OrderTemplate.docx
@@ -74,32 +74,80 @@
     <w:p>
       <w:pPr>
         <w:pStyle w:val="Heading2"/>
-      </w:pPr>
-      <w:r>
+        <w:rPr>
+          <w:b/>
+          <w:bCs/>
+          <w:i/>
+          <w:iCs/>
+        </w:rPr>
+      </w:pPr>
+      <w:r>
+        <w:rPr>
+          <w:b/>
+          <w:bCs/>
+          <w:i/>
+          <w:iCs/>
+        </w:rPr>
         <w:t>Name: ${customerName}</w:t>
       </w:r>
     </w:p>
     <w:p>
       <w:pPr>
         <w:pStyle w:val="Heading2"/>
-      </w:pPr>
-      <w:r>
+        <w:rPr>
+          <w:b/>
+          <w:bCs/>
+          <w:i/>
+          <w:iCs/>
+        </w:rPr>
+      </w:pPr>
+      <w:r>
+        <w:rPr>
+          <w:b/>
+          <w:bCs/>
+          <w:i/>
+          <w:iCs/>
+        </w:rPr>
         <w:t>Email: ${customerEmail}</w:t>
       </w:r>
     </w:p>
     <w:p>
       <w:pPr>
         <w:pStyle w:val="Heading2"/>
-      </w:pPr>
-      <w:r>
+        <w:rPr>
+          <w:b/>
+          <w:bCs/>
+          <w:i/>
+          <w:iCs/>
+        </w:rPr>
+      </w:pPr>
+      <w:r>
+        <w:rPr>
+          <w:b/>
+          <w:bCs/>
+          <w:i/>
+          <w:iCs/>
+        </w:rPr>
         <w:t>Address: ${customerAddress}</w:t>
       </w:r>
     </w:p>
     <w:p>
       <w:pPr>
         <w:pStyle w:val="Heading2"/>
-      </w:pPr>
-      <w:r>
+        <w:rPr>
+          <w:b/>
+          <w:bCs/>
+          <w:i/>
+          <w:iCs/>
+        </w:rPr>
+      </w:pPr>
+      <w:r>
+        <w:rPr>
+          <w:b/>
+          <w:bCs/>
+          <w:i/>
+          <w:iCs/>
+        </w:rPr>
         <w:t>Phone: ${customerPhone}</w:t>
       </w:r>
     </w:p>

--- a/src/main/resources/templates/OrderTemplate.docx
+++ b/src/main/resources/templates/OrderTemplate.docx
@@ -151,9 +151,25 @@
         <w:t>Phone: ${customerPhone}</w:t>
       </w:r>
     </w:p>
+    <w:p>
+      <w:r>
+        <w:t>${checkbox:gender:male} Male</w:t>
+      </w:r>
+    </w:p>
+    <w:p>
+      <w:r>
+        <w:t>${checkbox:gender:female} Female</w:t>
+      </w:r>
+    </w:p>
     <w:p/>
     <w:p>
       <w:r>
+        <w:t>Selected Gender: ${gender}</w:t>
+      </w:r>
+    </w:p>
+    <w:p/>
+    <w:p>
+      <w:r>
         <w:t>Order Summary:</w:t>
       </w:r>
     </w:p>
@@ -321,6 +337,7 @@
     </w:p>
     <w:p>
       <w:r>
+        <w:lastRenderedPageBreak/>
         <w:t>Thank you for your business!</w:t>
       </w:r>
     </w:p>

--- a/src/main/resources/templates/OrderTemplate.docx
+++ b/src/main/resources/templates/OrderTemplate.docx
@@ -175,20 +175,33 @@
     </w:p>
     <w:p>
       <w:r>
+        <w:t>${#loop.</w:t>
+      </w:r>
+      <w:r>
+        <w:t>orderItems</w:t>
+      </w:r>
+      <w:r>
+        <w:t>}</w:t>
+      </w:r>
+    </w:p>
+    <w:p>
+      <w:r>
         <w:t>--------------</w:t>
       </w:r>
     </w:p>
     <w:p>
       <w:pPr>
         <w:rPr>
-          <w:color w:val="ED7D31" w:themeColor="accent2"/>
-          <w:highlight w:val="red"/>
-        </w:rPr>
-      </w:pPr>
-      <w:r>
-        <w:rPr>
-          <w:color w:val="ED7D31" w:themeColor="accent2"/>
-          <w:highlight w:val="red"/>
+          <w:i/>
+          <w:iCs/>
+          <w:color w:val="ED7D31" w:themeColor="accent2"/>
+        </w:rPr>
+      </w:pPr>
+      <w:r>
+        <w:rPr>
+          <w:i/>
+          <w:iCs/>
+          <w:color w:val="ED7D31" w:themeColor="accent2"/>
         </w:rPr>
         <w:t>Item Name: ${itemName}</w:t>
       </w:r>
@@ -196,14 +209,17 @@
     <w:p>
       <w:pPr>
         <w:rPr>
-          <w:color w:val="ED7D31" w:themeColor="accent2"/>
-          <w:highlight w:val="red"/>
-        </w:rPr>
-      </w:pPr>
-      <w:r>
-        <w:rPr>
-          <w:color w:val="ED7D31" w:themeColor="accent2"/>
-          <w:highlight w:val="red"/>
+          <w:i/>
+          <w:iCs/>
+          <w:color w:val="ED7D31" w:themeColor="accent2"/>
+        </w:rPr>
+      </w:pPr>
+      <w:r>
+        <w:rPr>
+          <w:i/>
+          <w:iCs/>
+          <w:color w:val="ED7D31" w:themeColor="accent2"/>
+          <w:highlight w:val="yellow"/>
         </w:rPr>
         <w:t>SKU: ${itemSKU}</w:t>
       </w:r>
@@ -211,14 +227,20 @@
     <w:p>
       <w:pPr>
         <w:rPr>
-          <w:color w:val="ED7D31" w:themeColor="accent2"/>
-          <w:highlight w:val="red"/>
-        </w:rPr>
-      </w:pPr>
-      <w:r>
-        <w:rPr>
-          <w:color w:val="ED7D31" w:themeColor="accent2"/>
-          <w:highlight w:val="red"/>
+          <w:b/>
+          <w:bCs/>
+          <w:i/>
+          <w:iCs/>
+          <w:color w:val="ED7D31" w:themeColor="accent2"/>
+        </w:rPr>
+      </w:pPr>
+      <w:r>
+        <w:rPr>
+          <w:b/>
+          <w:bCs/>
+          <w:i/>
+          <w:iCs/>
+          <w:color w:val="ED7D31" w:themeColor="accent2"/>
         </w:rPr>
         <w:t>Quantity: ${quantity}</w:t>
       </w:r>
@@ -226,14 +248,20 @@
     <w:p>
       <w:pPr>
         <w:rPr>
-          <w:color w:val="ED7D31" w:themeColor="accent2"/>
-          <w:highlight w:val="red"/>
-        </w:rPr>
-      </w:pPr>
-      <w:r>
-        <w:rPr>
-          <w:color w:val="ED7D31" w:themeColor="accent2"/>
-          <w:highlight w:val="red"/>
+          <w:b/>
+          <w:bCs/>
+          <w:i/>
+          <w:iCs/>
+          <w:color w:val="ED7D31" w:themeColor="accent2"/>
+        </w:rPr>
+      </w:pPr>
+      <w:r>
+        <w:rPr>
+          <w:b/>
+          <w:bCs/>
+          <w:i/>
+          <w:iCs/>
+          <w:color w:val="ED7D31" w:themeColor="accent2"/>
         </w:rPr>
         <w:t>Unit Price: ${unitPrice}</w:t>
       </w:r>
@@ -241,14 +269,20 @@
     <w:p>
       <w:pPr>
         <w:rPr>
-          <w:color w:val="ED7D31" w:themeColor="accent2"/>
-          <w:highlight w:val="red"/>
-        </w:rPr>
-      </w:pPr>
-      <w:r>
-        <w:rPr>
-          <w:color w:val="ED7D31" w:themeColor="accent2"/>
-          <w:highlight w:val="red"/>
+          <w:b/>
+          <w:bCs/>
+          <w:i/>
+          <w:iCs/>
+          <w:color w:val="ED7D31" w:themeColor="accent2"/>
+        </w:rPr>
+      </w:pPr>
+      <w:r>
+        <w:rPr>
+          <w:b/>
+          <w:bCs/>
+          <w:i/>
+          <w:iCs/>
+          <w:color w:val="ED7D31" w:themeColor="accent2"/>
         </w:rPr>
         <w:t>Subtotal: ${subtotal}</w:t>
       </w:r>
@@ -256,14 +290,16 @@
     <w:p>
       <w:pPr>
         <w:rPr>
-          <w:color w:val="ED7D31" w:themeColor="accent2"/>
-          <w:highlight w:val="red"/>
-        </w:rPr>
-      </w:pPr>
-      <w:r>
-        <w:rPr>
-          <w:color w:val="ED7D31" w:themeColor="accent2"/>
-          <w:highlight w:val="red"/>
+          <w:i/>
+          <w:iCs/>
+          <w:color w:val="ED7D31" w:themeColor="accent2"/>
+        </w:rPr>
+      </w:pPr>
+      <w:r>
+        <w:rPr>
+          <w:i/>
+          <w:iCs/>
+          <w:color w:val="ED7D31" w:themeColor="accent2"/>
         </w:rPr>
         <w:t>Tax: ${tax}</w:t>
       </w:r>
@@ -271,17 +307,33 @@
     <w:p>
       <w:pPr>
         <w:rPr>
-          <w:color w:val="ED7D31" w:themeColor="accent2"/>
-        </w:rPr>
-      </w:pPr>
-      <w:r>
-        <w:rPr>
-          <w:color w:val="ED7D31" w:themeColor="accent2"/>
-          <w:highlight w:val="red"/>
+          <w:i/>
+          <w:iCs/>
+          <w:color w:val="ED7D31" w:themeColor="accent2"/>
+        </w:rPr>
+      </w:pPr>
+      <w:r>
+        <w:rPr>
+          <w:i/>
+          <w:iCs/>
+          <w:color w:val="ED7D31" w:themeColor="accent2"/>
         </w:rPr>
         <w:t>Total Amount: ${totalAmount}</w:t>
       </w:r>
     </w:p>
+    <w:p>
+      <w:pPr>
+        <w:rPr>
+          <w:color w:val="ED7D31" w:themeColor="accent2"/>
+        </w:rPr>
+      </w:pPr>
+      <w:r>
+        <w:rPr>
+          <w:color w:val="ED7D31" w:themeColor="accent2"/>
+        </w:rPr>
+        <w:t>${#loop}</w:t>
+      </w:r>
+    </w:p>
     <w:p/>
     <w:p>
       <w:r>
@@ -332,12 +384,12 @@
     <w:p/>
     <w:p>
       <w:r>
+        <w:lastRenderedPageBreak/>
         <w:t>================================================================================</w:t>
       </w:r>
     </w:p>
     <w:p>
       <w:r>
-        <w:lastRenderedPageBreak/>
         <w:t>Thank you for your business!</w:t>
       </w:r>
     </w:p>

--- a/src/main/resources/templates/OrderTemplate.docx
+++ b/src/main/resources/templates/OrderTemplate.docx
@@ -153,15 +153,52 @@
     </w:p>
     <w:p>
       <w:r>
-        <w:t>${checkbox:gender:male} Male</w:t>
-      </w:r>
-    </w:p>
-    <w:p>
-      <w:r>
-        <w:t>${checkbox:gender:female} Female</w:t>
+        <w:rPr>
+          <w:lang w:val="en-US"/>
+        </w:rPr>
+        <w:t>$</w:t>
+      </w:r>
+      <w:r>
+        <w:t>{</w:t>
+      </w:r>
+      <w:proofErr w:type="gramStart"/>
+      <w:r>
+        <w:t>checkbox:gender</w:t>
+      </w:r>
+      <w:proofErr w:type="gramEnd"/>
+      <w:r>
+        <w:t>:male} Male</w:t>
+      </w:r>
+    </w:p>
+    <w:p>
+      <w:r>
+        <w:rPr>
+          <w:lang w:val="en-US"/>
+        </w:rPr>
+        <w:t>$</w:t>
+      </w:r>
+      <w:r>
+        <w:t>{checkbox:gender:female} Female</w:t>
       </w:r>
     </w:p>
     <w:p/>
+    <w:p/>
+    <w:p>
+      <w:r>
+        <w:t>Gender Selection:</w:t>
+      </w:r>
+    </w:p>
+    <w:p>
+      <w:r>
+        <w:t>${radio:gender:male} Male</w:t>
+      </w:r>
+    </w:p>
+    <w:p>
+      <w:r>
+        <w:t>${radio:gender:female} Female</w:t>
+      </w:r>
+    </w:p>
+    <w:p/>
     <w:p>
       <w:r>
         <w:t>Selected Gender: ${gender}</w:t>
@@ -363,6 +400,7 @@
     <w:p/>
     <w:p>
       <w:r>
+        <w:lastRenderedPageBreak/>
         <w:t>Payment Information:</w:t>
       </w:r>
     </w:p>
@@ -384,7 +422,6 @@
     <w:p/>
     <w:p>
       <w:r>
-        <w:lastRenderedPageBreak/>
         <w:t>================================================================================</w:t>
       </w:r>
     </w:p>

--- a/src/main/resources/templates/OrderTemplate.docx
+++ b/src/main/resources/templates/OrderTemplate.docx
@@ -26,6 +26,7 @@
           <w:i/>
           <w:iCs/>
           <w:color w:val="ED7D31" w:themeColor="accent2"/>
+          <w:lang w:val="en-US"/>
         </w:rPr>
       </w:pPr>
       <w:r>
@@ -36,7 +37,74 @@
           <w:iCs/>
           <w:color w:val="ED7D31" w:themeColor="accent2"/>
         </w:rPr>
-        <w:t>Date: ${orderDate}</w:t>
+        <w:t>Date: {</w:t>
+      </w:r>
+      <w:r>
+        <w:rPr>
+          <w:b/>
+          <w:bCs/>
+          <w:i/>
+          <w:iCs/>
+          <w:color w:val="ED7D31" w:themeColor="accent2"/>
+          <w:lang w:val="en-US"/>
+        </w:rPr>
+        <w:t>{</w:t>
+      </w:r>
+      <w:r>
+        <w:rPr>
+          <w:b/>
+          <w:bCs/>
+          <w:i/>
+          <w:iCs/>
+          <w:color w:val="ED7D31" w:themeColor="accent2"/>
+          <w:lang w:val="en-US"/>
+        </w:rPr>
+        <w:t>$</w:t>
+      </w:r>
+      <w:proofErr w:type="spellStart"/>
+      <w:r>
+        <w:rPr>
+          <w:b/>
+          <w:bCs/>
+          <w:i/>
+          <w:iCs/>
+          <w:color w:val="ED7D31" w:themeColor="accent2"/>
+          <w:lang w:val="en-US"/>
+        </w:rPr>
+        <w:t>json</w:t>
+      </w:r>
+      <w:proofErr w:type="spellEnd"/>
+      <w:r>
+        <w:rPr>
+          <w:b/>
+          <w:bCs/>
+          <w:i/>
+          <w:iCs/>
+          <w:color w:val="ED7D31" w:themeColor="accent2"/>
+          <w:lang w:val="en-US"/>
+        </w:rPr>
+        <w:t>.</w:t>
+      </w:r>
+      <w:r>
+        <w:rPr>
+          <w:b/>
+          <w:bCs/>
+          <w:i/>
+          <w:iCs/>
+          <w:color w:val="ED7D31" w:themeColor="accent2"/>
+        </w:rPr>
+        <w:t>orderDate}</w:t>
+      </w:r>
+      <w:r>
+        <w:rPr>
+          <w:b/>
+          <w:bCs/>
+          <w:i/>
+          <w:iCs/>
+          <w:color w:val="ED7D31" w:themeColor="accent2"/>
+          <w:lang w:val="en-US"/>
+        </w:rPr>
+        <w:t>}</w:t>
       </w:r>
     </w:p>
     <w:p>
@@ -47,6 +115,7 @@
           <w:i/>
           <w:iCs/>
           <w:color w:val="ED7D31" w:themeColor="accent2"/>
+          <w:lang w:val="en-US"/>
         </w:rPr>
       </w:pPr>
       <w:r>
@@ -57,7 +126,74 @@
           <w:iCs/>
           <w:color w:val="ED7D31" w:themeColor="accent2"/>
         </w:rPr>
-        <w:t>Order Number: ${orderNumber}</w:t>
+        <w:t xml:space="preserve">Order Number: </w:t>
+      </w:r>
+      <w:r>
+        <w:rPr>
+          <w:b/>
+          <w:bCs/>
+          <w:i/>
+          <w:iCs/>
+          <w:color w:val="ED7D31" w:themeColor="accent2"/>
+          <w:lang w:val="en-US"/>
+        </w:rPr>
+        <w:t>{{</w:t>
+      </w:r>
+      <w:r>
+        <w:rPr>
+          <w:b/>
+          <w:bCs/>
+          <w:i/>
+          <w:iCs/>
+          <w:color w:val="ED7D31" w:themeColor="accent2"/>
+          <w:lang w:val="en-US"/>
+        </w:rPr>
+        <w:t>$</w:t>
+      </w:r>
+      <w:proofErr w:type="spellStart"/>
+      <w:r>
+        <w:rPr>
+          <w:b/>
+          <w:bCs/>
+          <w:i/>
+          <w:iCs/>
+          <w:color w:val="ED7D31" w:themeColor="accent2"/>
+          <w:lang w:val="en-US"/>
+        </w:rPr>
+        <w:t>json</w:t>
+      </w:r>
+      <w:proofErr w:type="spellEnd"/>
+      <w:r>
+        <w:rPr>
+          <w:b/>
+          <w:bCs/>
+          <w:i/>
+          <w:iCs/>
+          <w:color w:val="ED7D31" w:themeColor="accent2"/>
+          <w:lang w:val="en-US"/>
+        </w:rPr>
+        <w:t>.</w:t>
+      </w:r>
+      <w:r>
+        <w:rPr>
+          <w:b/>
+          <w:bCs/>
+          <w:i/>
+          <w:iCs/>
+          <w:color w:val="ED7D31" w:themeColor="accent2"/>
+        </w:rPr>
+        <w:t>orderNumber}</w:t>
+      </w:r>
+      <w:r>
+        <w:rPr>
+          <w:b/>
+          <w:bCs/>
+          <w:i/>
+          <w:iCs/>
+          <w:color w:val="ED7D31" w:themeColor="accent2"/>
+          <w:lang w:val="en-US"/>
+        </w:rPr>
+        <w:t>}</w:t>
       </w:r>
     </w:p>
     <w:p/>
@@ -79,6 +215,8 @@
           <w:bCs/>
           <w:i/>
           <w:iCs/>
+          <w:color w:val="4472C4" w:themeColor="accent1"/>
+          <w:lang w:val="en-US"/>
         </w:rPr>
       </w:pPr>
       <w:r>
@@ -87,8 +225,76 @@
           <w:bCs/>
           <w:i/>
           <w:iCs/>
-        </w:rPr>
-        <w:t>Name: ${customerName}</w:t>
+          <w:color w:val="4472C4" w:themeColor="accent1"/>
+        </w:rPr>
+        <w:t xml:space="preserve">Name: </w:t>
+      </w:r>
+      <w:r>
+        <w:rPr>
+          <w:b/>
+          <w:bCs/>
+          <w:i/>
+          <w:iCs/>
+          <w:color w:val="4472C4" w:themeColor="accent1"/>
+          <w:lang w:val="en-US"/>
+        </w:rPr>
+        <w:t>{{</w:t>
+      </w:r>
+      <w:r>
+        <w:rPr>
+          <w:b/>
+          <w:bCs/>
+          <w:i/>
+          <w:iCs/>
+          <w:color w:val="4472C4" w:themeColor="accent1"/>
+          <w:lang w:val="en-US"/>
+        </w:rPr>
+        <w:t>$</w:t>
+      </w:r>
+      <w:proofErr w:type="spellStart"/>
+      <w:r>
+        <w:rPr>
+          <w:b/>
+          <w:bCs/>
+          <w:i/>
+          <w:iCs/>
+          <w:color w:val="4472C4" w:themeColor="accent1"/>
+          <w:lang w:val="en-US"/>
+        </w:rPr>
+        <w:t>json</w:t>
+      </w:r>
+      <w:proofErr w:type="spellEnd"/>
+      <w:r>
+        <w:rPr>
+          <w:b/>
+          <w:bCs/>
+          <w:i/>
+          <w:iCs/>
+          <w:color w:val="4472C4" w:themeColor="accent1"/>
+          <w:lang w:val="en-US"/>
+        </w:rPr>
+        <w:t>.</w:t>
+      </w:r>
+      <w:r>
+        <w:rPr>
+          <w:b/>
+          <w:bCs/>
+          <w:i/>
+          <w:iCs/>
+          <w:color w:val="4472C4" w:themeColor="accent1"/>
+        </w:rPr>
+        <w:t>customerName}</w:t>
+      </w:r>
+      <w:r>
+        <w:rPr>
+          <w:b/>
+          <w:bCs/>
+          <w:i/>
+          <w:iCs/>
+          <w:color w:val="4472C4" w:themeColor="accent1"/>
+          <w:lang w:val="en-US"/>
+        </w:rPr>
+        <w:t>}</w:t>
       </w:r>
     </w:p>
     <w:p>
@@ -99,6 +305,8 @@
           <w:bCs/>
           <w:i/>
           <w:iCs/>
+          <w:color w:val="4472C4" w:themeColor="accent1"/>
+          <w:lang w:val="en-US"/>
         </w:rPr>
       </w:pPr>
       <w:r>
@@ -107,8 +315,76 @@
           <w:bCs/>
           <w:i/>
           <w:iCs/>
-        </w:rPr>
-        <w:t>Email: ${customerEmail}</w:t>
+          <w:color w:val="4472C4" w:themeColor="accent1"/>
+        </w:rPr>
+        <w:t xml:space="preserve">Email: </w:t>
+      </w:r>
+      <w:r>
+        <w:rPr>
+          <w:b/>
+          <w:bCs/>
+          <w:i/>
+          <w:iCs/>
+          <w:color w:val="4472C4" w:themeColor="accent1"/>
+          <w:lang w:val="en-US"/>
+        </w:rPr>
+        <w:t>{{</w:t>
+      </w:r>
+      <w:r>
+        <w:rPr>
+          <w:b/>
+          <w:bCs/>
+          <w:i/>
+          <w:iCs/>
+          <w:color w:val="4472C4" w:themeColor="accent1"/>
+          <w:lang w:val="en-US"/>
+        </w:rPr>
+        <w:t>$</w:t>
+      </w:r>
+      <w:proofErr w:type="spellStart"/>
+      <w:r>
+        <w:rPr>
+          <w:b/>
+          <w:bCs/>
+          <w:i/>
+          <w:iCs/>
+          <w:color w:val="4472C4" w:themeColor="accent1"/>
+          <w:lang w:val="en-US"/>
+        </w:rPr>
+        <w:t>json</w:t>
+      </w:r>
+      <w:proofErr w:type="spellEnd"/>
+      <w:r>
+        <w:rPr>
+          <w:b/>
+          <w:bCs/>
+          <w:i/>
+          <w:iCs/>
+          <w:color w:val="4472C4" w:themeColor="accent1"/>
+          <w:lang w:val="en-US"/>
+        </w:rPr>
+        <w:t>.</w:t>
+      </w:r>
+      <w:r>
+        <w:rPr>
+          <w:b/>
+          <w:bCs/>
+          <w:i/>
+          <w:iCs/>
+          <w:color w:val="4472C4" w:themeColor="accent1"/>
+        </w:rPr>
+        <w:t>customerEmail</w:t>
+      </w:r>
+      <w:r>
+        <w:rPr>
+          <w:b/>
+          <w:bCs/>
+          <w:i/>
+          <w:iCs/>
+          <w:color w:val="4472C4" w:themeColor="accent1"/>
+          <w:lang w:val="en-US"/>
+        </w:rPr>
+        <w:t>}}</w:t>
       </w:r>
     </w:p>
     <w:p>
@@ -119,6 +395,8 @@
           <w:bCs/>
           <w:i/>
           <w:iCs/>
+          <w:color w:val="4472C4" w:themeColor="accent1"/>
+          <w:lang w:val="en-US"/>
         </w:rPr>
       </w:pPr>
       <w:r>
@@ -127,8 +405,65 @@
           <w:bCs/>
           <w:i/>
           <w:iCs/>
-        </w:rPr>
-        <w:t>Address: ${customerAddress}</w:t>
+          <w:color w:val="4472C4" w:themeColor="accent1"/>
+        </w:rPr>
+        <w:t xml:space="preserve">Address: </w:t>
+      </w:r>
+      <w:r>
+        <w:rPr>
+          <w:b/>
+          <w:bCs/>
+          <w:i/>
+          <w:iCs/>
+          <w:color w:val="4472C4" w:themeColor="accent1"/>
+          <w:lang w:val="en-US"/>
+        </w:rPr>
+        <w:t>{{$</w:t>
+      </w:r>
+      <w:proofErr w:type="spellStart"/>
+      <w:r>
+        <w:rPr>
+          <w:b/>
+          <w:bCs/>
+          <w:i/>
+          <w:iCs/>
+          <w:color w:val="4472C4" w:themeColor="accent1"/>
+          <w:lang w:val="en-US"/>
+        </w:rPr>
+        <w:t>json</w:t>
+      </w:r>
+      <w:proofErr w:type="spellEnd"/>
+      <w:r>
+        <w:rPr>
+          <w:b/>
+          <w:bCs/>
+          <w:i/>
+          <w:iCs/>
+          <w:color w:val="4472C4" w:themeColor="accent1"/>
+          <w:lang w:val="en-US"/>
+        </w:rPr>
+        <w:t>.</w:t>
+      </w:r>
+      <w:r>
+        <w:rPr>
+          <w:b/>
+          <w:bCs/>
+          <w:i/>
+          <w:iCs/>
+          <w:color w:val="4472C4" w:themeColor="accent1"/>
+        </w:rPr>
+        <w:t>customerAddress}</w:t>
+      </w:r>
+      <w:r>
+        <w:rPr>
+          <w:b/>
+          <w:bCs/>
+          <w:i/>
+          <w:iCs/>
+          <w:color w:val="4472C4" w:themeColor="accent1"/>
+          <w:lang w:val="en-US"/>
+        </w:rPr>
+        <w:t>}</w:t>
       </w:r>
     </w:p>
     <w:p>
@@ -139,6 +474,8 @@
           <w:bCs/>
           <w:i/>
           <w:iCs/>
+          <w:color w:val="4472C4" w:themeColor="accent1"/>
+          <w:lang w:val="en-US"/>
         </w:rPr>
       </w:pPr>
       <w:r>
@@ -147,38 +484,177 @@
           <w:bCs/>
           <w:i/>
           <w:iCs/>
-        </w:rPr>
-        <w:t>Phone: ${customerPhone}</w:t>
-      </w:r>
-    </w:p>
-    <w:p>
-      <w:r>
-        <w:rPr>
-          <w:lang w:val="en-US"/>
+          <w:color w:val="4472C4" w:themeColor="accent1"/>
+        </w:rPr>
+        <w:t xml:space="preserve">Phone: </w:t>
+      </w:r>
+      <w:r>
+        <w:rPr>
+          <w:b/>
+          <w:bCs/>
+          <w:i/>
+          <w:iCs/>
+          <w:color w:val="4472C4" w:themeColor="accent1"/>
+          <w:lang w:val="en-US"/>
+        </w:rPr>
+        <w:t>{{</w:t>
+      </w:r>
+      <w:r>
+        <w:rPr>
+          <w:b/>
+          <w:bCs/>
+          <w:i/>
+          <w:iCs/>
+          <w:color w:val="4472C4" w:themeColor="accent1"/>
         </w:rPr>
         <w:t>$</w:t>
       </w:r>
-      <w:r>
+      <w:proofErr w:type="spellStart"/>
+      <w:r>
+        <w:rPr>
+          <w:b/>
+          <w:bCs/>
+          <w:i/>
+          <w:iCs/>
+          <w:color w:val="4472C4" w:themeColor="accent1"/>
+          <w:lang w:val="en-US"/>
+        </w:rPr>
+        <w:t>json</w:t>
+      </w:r>
+      <w:proofErr w:type="spellEnd"/>
+      <w:r>
+        <w:rPr>
+          <w:b/>
+          <w:bCs/>
+          <w:i/>
+          <w:iCs/>
+          <w:color w:val="4472C4" w:themeColor="accent1"/>
+          <w:lang w:val="en-US"/>
+        </w:rPr>
+        <w:t>.</w:t>
+      </w:r>
+      <w:r>
+        <w:rPr>
+          <w:b/>
+          <w:bCs/>
+          <w:i/>
+          <w:iCs/>
+          <w:color w:val="4472C4" w:themeColor="accent1"/>
+        </w:rPr>
+        <w:t>customerPhone}</w:t>
+      </w:r>
+      <w:r>
+        <w:rPr>
+          <w:b/>
+          <w:bCs/>
+          <w:i/>
+          <w:iCs/>
+          <w:color w:val="4472C4" w:themeColor="accent1"/>
+          <w:lang w:val="en-US"/>
+        </w:rPr>
+        <w:t>}</w:t>
+      </w:r>
+    </w:p>
+    <w:p>
+      <w:r>
+        <w:rPr>
+          <w:lang w:val="en-US"/>
+        </w:rPr>
         <w:t>{</w:t>
       </w:r>
+      <w:r>
+        <w:t>{</w:t>
+      </w:r>
       <w:proofErr w:type="gramStart"/>
       <w:r>
-        <w:t>checkbox:gender</w:t>
-      </w:r>
+        <w:t>checkbox:</w:t>
+      </w:r>
+      <w:r>
+        <w:rPr>
+          <w:lang w:val="en-US"/>
+        </w:rPr>
+        <w:t>$</w:t>
+      </w:r>
+      <w:proofErr w:type="spellStart"/>
       <w:proofErr w:type="gramEnd"/>
       <w:r>
-        <w:t>:male} Male</w:t>
-      </w:r>
-    </w:p>
-    <w:p>
+        <w:rPr>
+          <w:lang w:val="en-US"/>
+        </w:rPr>
+        <w:t>json</w:t>
+      </w:r>
+      <w:proofErr w:type="spellEnd"/>
+      <w:r>
+        <w:rPr>
+          <w:lang w:val="en-US"/>
+        </w:rPr>
+        <w:t>.</w:t>
+      </w:r>
+      <w:r>
+        <w:t>gender:male</w:t>
+      </w:r>
+      <w:r>
+        <w:rPr>
+          <w:lang w:val="en-US"/>
+        </w:rPr>
+        <w:t>}}</w:t>
+      </w:r>
+      <w:r>
+        <w:t xml:space="preserve"> Male</w:t>
+      </w:r>
+    </w:p>
+    <w:p>
+      <w:r>
+        <w:rPr>
+          <w:lang w:val="en-US"/>
+        </w:rPr>
+        <w:t>{</w:t>
+      </w:r>
+      <w:r>
+        <w:t>{checkbox:</w:t>
+      </w:r>
+      <w:r>
+        <w:rPr>
+          <w:lang w:val="en-US"/>
+        </w:rPr>
+        <w:t xml:space="preserve"> </w:t>
+      </w:r>
       <w:r>
         <w:rPr>
           <w:lang w:val="en-US"/>
         </w:rPr>
         <w:t>$</w:t>
       </w:r>
-      <w:r>
-        <w:t>{checkbox:gender:female} Female</w:t>
+      <w:proofErr w:type="spellStart"/>
+      <w:proofErr w:type="gramStart"/>
+      <w:r>
+        <w:rPr>
+          <w:lang w:val="en-US"/>
+        </w:rPr>
+        <w:t>json</w:t>
+      </w:r>
+      <w:proofErr w:type="spellEnd"/>
+      <w:r>
+        <w:rPr>
+          <w:lang w:val="en-US"/>
+        </w:rPr>
+        <w:t>.</w:t>
+      </w:r>
+      <w:r>
+        <w:t>gender</w:t>
+      </w:r>
+      <w:proofErr w:type="gramEnd"/>
+      <w:r>
+        <w:t>:female</w:t>
+      </w:r>
+      <w:r>
+        <w:rPr>
+          <w:lang w:val="en-US"/>
+        </w:rPr>
+        <w:t>}}</w:t>
+      </w:r>
+      <w:r>
+        <w:t xml:space="preserve"> Female</w:t>
       </w:r>
     </w:p>
     <w:p/>
@@ -190,18 +666,150 @@
     </w:p>
     <w:p>
       <w:r>
-        <w:t>${radio:gender:male} Male</w:t>
-      </w:r>
-    </w:p>
-    <w:p>
-      <w:r>
-        <w:t>${radio:gender:female} Female</w:t>
+        <w:rPr>
+          <w:lang w:val="en-US"/>
+        </w:rPr>
+        <w:t>{</w:t>
+      </w:r>
+      <w:r>
+        <w:t>{</w:t>
+      </w:r>
+      <w:proofErr w:type="gramStart"/>
+      <w:r>
+        <w:t>radio:</w:t>
+      </w:r>
+      <w:r>
+        <w:rPr>
+          <w:lang w:val="en-US"/>
+        </w:rPr>
+        <w:t>$</w:t>
+      </w:r>
+      <w:proofErr w:type="spellStart"/>
+      <w:proofErr w:type="gramEnd"/>
+      <w:r>
+        <w:rPr>
+          <w:lang w:val="en-US"/>
+        </w:rPr>
+        <w:t>json</w:t>
+      </w:r>
+      <w:proofErr w:type="spellEnd"/>
+      <w:r>
+        <w:rPr>
+          <w:lang w:val="en-US"/>
+        </w:rPr>
+        <w:t>.</w:t>
+      </w:r>
+      <w:r>
+        <w:t>gender:male}</w:t>
+      </w:r>
+      <w:r>
+        <w:rPr>
+          <w:lang w:val="en-US"/>
+        </w:rPr>
+        <w:t>}</w:t>
+      </w:r>
+      <w:r>
+        <w:t xml:space="preserve"> Male</w:t>
+      </w:r>
+    </w:p>
+    <w:p>
+      <w:r>
+        <w:rPr>
+          <w:lang w:val="en-US"/>
+        </w:rPr>
+        <w:t>{</w:t>
+      </w:r>
+      <w:r>
+        <w:t>{radio:</w:t>
+      </w:r>
+      <w:r>
+        <w:rPr>
+          <w:lang w:val="en-US"/>
+        </w:rPr>
+        <w:t xml:space="preserve"> </w:t>
+      </w:r>
+      <w:r>
+        <w:rPr>
+          <w:lang w:val="en-US"/>
+        </w:rPr>
+        <w:t>$</w:t>
+      </w:r>
+      <w:proofErr w:type="spellStart"/>
+      <w:proofErr w:type="gramStart"/>
+      <w:r>
+        <w:rPr>
+          <w:lang w:val="en-US"/>
+        </w:rPr>
+        <w:t>json</w:t>
+      </w:r>
+      <w:proofErr w:type="spellEnd"/>
+      <w:r>
+        <w:rPr>
+          <w:lang w:val="en-US"/>
+        </w:rPr>
+        <w:t>.</w:t>
+      </w:r>
+      <w:r>
+        <w:t>gender</w:t>
+      </w:r>
+      <w:proofErr w:type="gramEnd"/>
+      <w:r>
+        <w:t>:female</w:t>
+      </w:r>
+      <w:r>
+        <w:rPr>
+          <w:lang w:val="en-US"/>
+        </w:rPr>
+        <w:t>}</w:t>
+      </w:r>
+      <w:r>
+        <w:t>} Female</w:t>
       </w:r>
     </w:p>
     <w:p/>
     <w:p>
-      <w:r>
-        <w:t>Selected Gender: ${gender}</w:t>
+      <w:pPr>
+        <w:rPr>
+          <w:lang w:val="en-US"/>
+        </w:rPr>
+      </w:pPr>
+      <w:r>
+        <w:t xml:space="preserve">Selected Gender: </w:t>
+      </w:r>
+      <w:r>
+        <w:rPr>
+          <w:lang w:val="en-US"/>
+        </w:rPr>
+        <w:t>{{</w:t>
+      </w:r>
+      <w:r>
+        <w:rPr>
+          <w:lang w:val="en-US"/>
+        </w:rPr>
+        <w:t>$</w:t>
+      </w:r>
+      <w:proofErr w:type="spellStart"/>
+      <w:r>
+        <w:rPr>
+          <w:lang w:val="en-US"/>
+        </w:rPr>
+        <w:t>json</w:t>
+      </w:r>
+      <w:proofErr w:type="spellEnd"/>
+      <w:r>
+        <w:rPr>
+          <w:lang w:val="en-US"/>
+        </w:rPr>
+        <w:t>.</w:t>
+      </w:r>
+      <w:r>
+        <w:t>gender}</w:t>
+      </w:r>
+      <w:r>
+        <w:rPr>
+          <w:lang w:val="en-US"/>
+        </w:rPr>
+        <w:t>}</w:t>
       </w:r>
     </w:p>
     <w:p/>
@@ -211,8 +819,44 @@
       </w:r>
     </w:p>
     <w:p>
-      <w:r>
-        <w:t>${#loop.</w:t>
+      <w:pPr>
+        <w:rPr>
+          <w:lang w:val="en-US"/>
+        </w:rPr>
+      </w:pPr>
+      <w:r>
+        <w:rPr>
+          <w:lang w:val="en-US"/>
+        </w:rPr>
+        <w:t>{</w:t>
+      </w:r>
+      <w:r>
+        <w:t>{#</w:t>
+      </w:r>
+      <w:proofErr w:type="gramStart"/>
+      <w:r>
+        <w:t>loop</w:t>
+      </w:r>
+      <w:r>
+        <w:rPr>
+          <w:lang w:val="en-US"/>
+        </w:rPr>
+        <w:t>:$</w:t>
+      </w:r>
+      <w:proofErr w:type="spellStart"/>
+      <w:proofErr w:type="gramEnd"/>
+      <w:r>
+        <w:rPr>
+          <w:lang w:val="en-US"/>
+        </w:rPr>
+        <w:t>json</w:t>
+      </w:r>
+      <w:proofErr w:type="spellEnd"/>
+      <w:r>
+        <w:rPr>
+          <w:lang w:val="en-US"/>
+        </w:rPr>
+        <w:t>.</w:t>
       </w:r>
       <w:r>
         <w:t>orderItems</w:t>
@@ -220,6 +864,12 @@
       <w:r>
         <w:t>}</w:t>
       </w:r>
+      <w:r>
+        <w:rPr>
+          <w:lang w:val="en-US"/>
+        </w:rPr>
+        <w:t>}</w:t>
+      </w:r>
     </w:p>
     <w:p>
       <w:r>
@@ -232,6 +882,7 @@
           <w:i/>
           <w:iCs/>
           <w:color w:val="ED7D31" w:themeColor="accent2"/>
+          <w:lang w:val="en-US"/>
         </w:rPr>
       </w:pPr>
       <w:r>
@@ -240,7 +891,81 @@
           <w:iCs/>
           <w:color w:val="ED7D31" w:themeColor="accent2"/>
         </w:rPr>
-        <w:t>Item Name: ${itemName}</w:t>
+        <w:t xml:space="preserve">Item Name: </w:t>
+      </w:r>
+      <w:r>
+        <w:rPr>
+          <w:i/>
+          <w:iCs/>
+          <w:color w:val="ED7D31" w:themeColor="accent2"/>
+          <w:lang w:val="en-US"/>
+        </w:rPr>
+        <w:t>{{</w:t>
+      </w:r>
+      <w:r>
+        <w:rPr>
+          <w:i/>
+          <w:iCs/>
+          <w:color w:val="ED7D31" w:themeColor="accent2"/>
+        </w:rPr>
+        <w:t>$</w:t>
+      </w:r>
+      <w:proofErr w:type="spellStart"/>
+      <w:r>
+        <w:rPr>
+          <w:i/>
+          <w:iCs/>
+          <w:color w:val="ED7D31" w:themeColor="accent2"/>
+          <w:lang w:val="en-US"/>
+        </w:rPr>
+        <w:t>json.orderItems</w:t>
+      </w:r>
+      <w:proofErr w:type="spellEnd"/>
+      <w:r>
+        <w:rPr>
+          <w:i/>
+          <w:iCs/>
+          <w:color w:val="ED7D31" w:themeColor="accent2"/>
+          <w:lang w:val="en-US"/>
+        </w:rPr>
+        <w:t>[</w:t>
+      </w:r>
+      <w:proofErr w:type="spellStart"/>
+      <w:r>
+        <w:rPr>
+          <w:i/>
+          <w:iCs/>
+          <w:color w:val="ED7D31" w:themeColor="accent2"/>
+          <w:lang w:val="en-US"/>
+        </w:rPr>
+        <w:t>i</w:t>
+      </w:r>
+      <w:proofErr w:type="spellEnd"/>
+      <w:r>
+        <w:rPr>
+          <w:i/>
+          <w:iCs/>
+          <w:color w:val="ED7D31" w:themeColor="accent2"/>
+          <w:lang w:val="en-US"/>
+        </w:rPr>
+        <w:t>].</w:t>
+      </w:r>
+      <w:r>
+        <w:rPr>
+          <w:i/>
+          <w:iCs/>
+          <w:color w:val="ED7D31" w:themeColor="accent2"/>
+        </w:rPr>
+        <w:t>itemName}</w:t>
+      </w:r>
+      <w:r>
+        <w:rPr>
+          <w:i/>
+          <w:iCs/>
+          <w:color w:val="ED7D31" w:themeColor="accent2"/>
+          <w:lang w:val="en-US"/>
+        </w:rPr>
+        <w:t>}</w:t>
       </w:r>
     </w:p>
     <w:p>
@@ -249,6 +974,7 @@
           <w:i/>
           <w:iCs/>
           <w:color w:val="ED7D31" w:themeColor="accent2"/>
+          <w:lang w:val="en-US"/>
         </w:rPr>
       </w:pPr>
       <w:r>
@@ -258,7 +984,88 @@
           <w:color w:val="ED7D31" w:themeColor="accent2"/>
           <w:highlight w:val="yellow"/>
         </w:rPr>
-        <w:t>SKU: ${itemSKU}</w:t>
+        <w:t xml:space="preserve">SKU: </w:t>
+      </w:r>
+      <w:r>
+        <w:rPr>
+          <w:i/>
+          <w:iCs/>
+          <w:color w:val="ED7D31" w:themeColor="accent2"/>
+          <w:highlight w:val="yellow"/>
+          <w:lang w:val="en-US"/>
+        </w:rPr>
+        <w:t>{{</w:t>
+      </w:r>
+      <w:r>
+        <w:rPr>
+          <w:i/>
+          <w:iCs/>
+          <w:color w:val="ED7D31" w:themeColor="accent2"/>
+          <w:highlight w:val="yellow"/>
+        </w:rPr>
+        <w:t>$</w:t>
+      </w:r>
+      <w:proofErr w:type="spellStart"/>
+      <w:r>
+        <w:rPr>
+          <w:i/>
+          <w:iCs/>
+          <w:color w:val="ED7D31" w:themeColor="accent2"/>
+          <w:highlight w:val="yellow"/>
+          <w:lang w:val="en-US"/>
+        </w:rPr>
+        <w:t>json.orderItems</w:t>
+      </w:r>
+      <w:proofErr w:type="spellEnd"/>
+      <w:r>
+        <w:rPr>
+          <w:i/>
+          <w:iCs/>
+          <w:color w:val="ED7D31" w:themeColor="accent2"/>
+          <w:highlight w:val="yellow"/>
+          <w:lang w:val="en-US"/>
+        </w:rPr>
+        <w:t>[</w:t>
+      </w:r>
+      <w:proofErr w:type="spellStart"/>
+      <w:r>
+        <w:rPr>
+          <w:i/>
+          <w:iCs/>
+          <w:color w:val="ED7D31" w:themeColor="accent2"/>
+          <w:highlight w:val="yellow"/>
+          <w:lang w:val="en-US"/>
+        </w:rPr>
+        <w:t>i</w:t>
+      </w:r>
+      <w:proofErr w:type="spellEnd"/>
+      <w:r>
+        <w:rPr>
+          <w:i/>
+          <w:iCs/>
+          <w:color w:val="ED7D31" w:themeColor="accent2"/>
+          <w:highlight w:val="yellow"/>
+          <w:lang w:val="en-US"/>
+        </w:rPr>
+        <w:t>].</w:t>
+      </w:r>
+      <w:r>
+        <w:rPr>
+          <w:i/>
+          <w:iCs/>
+          <w:color w:val="ED7D31" w:themeColor="accent2"/>
+          <w:highlight w:val="yellow"/>
+        </w:rPr>
+        <w:t>itemSKU}</w:t>
+      </w:r>
+      <w:r>
+        <w:rPr>
+          <w:i/>
+          <w:iCs/>
+          <w:color w:val="ED7D31" w:themeColor="accent2"/>
+          <w:lang w:val="en-US"/>
+        </w:rPr>
+        <w:t>}</w:t>
       </w:r>
     </w:p>
     <w:p>
@@ -269,6 +1076,7 @@
           <w:i/>
           <w:iCs/>
           <w:color w:val="ED7D31" w:themeColor="accent2"/>
+          <w:lang w:val="en-US"/>
         </w:rPr>
       </w:pPr>
       <w:r>
@@ -279,7 +1087,97 @@
           <w:iCs/>
           <w:color w:val="ED7D31" w:themeColor="accent2"/>
         </w:rPr>
-        <w:t>Quantity: ${quantity}</w:t>
+        <w:t xml:space="preserve">Quantity: </w:t>
+      </w:r>
+      <w:r>
+        <w:rPr>
+          <w:b/>
+          <w:bCs/>
+          <w:i/>
+          <w:iCs/>
+          <w:color w:val="ED7D31" w:themeColor="accent2"/>
+          <w:lang w:val="en-US"/>
+        </w:rPr>
+        <w:t>{{</w:t>
+      </w:r>
+      <w:r>
+        <w:rPr>
+          <w:b/>
+          <w:bCs/>
+          <w:i/>
+          <w:iCs/>
+          <w:color w:val="ED7D31" w:themeColor="accent2"/>
+        </w:rPr>
+        <w:t>$</w:t>
+      </w:r>
+      <w:proofErr w:type="spellStart"/>
+      <w:r>
+        <w:rPr>
+          <w:b/>
+          <w:bCs/>
+          <w:i/>
+          <w:iCs/>
+          <w:color w:val="ED7D31" w:themeColor="accent2"/>
+          <w:lang w:val="en-US"/>
+        </w:rPr>
+        <w:t>json.orderItems</w:t>
+      </w:r>
+      <w:proofErr w:type="spellEnd"/>
+      <w:r>
+        <w:rPr>
+          <w:b/>
+          <w:bCs/>
+          <w:i/>
+          <w:iCs/>
+          <w:color w:val="ED7D31" w:themeColor="accent2"/>
+          <w:lang w:val="en-US"/>
+        </w:rPr>
+        <w:t>[</w:t>
+      </w:r>
+      <w:proofErr w:type="spellStart"/>
+      <w:r>
+        <w:rPr>
+          <w:b/>
+          <w:bCs/>
+          <w:i/>
+          <w:iCs/>
+          <w:color w:val="ED7D31" w:themeColor="accent2"/>
+          <w:lang w:val="en-US"/>
+        </w:rPr>
+        <w:t>i</w:t>
+      </w:r>
+      <w:proofErr w:type="spellEnd"/>
+      <w:r>
+        <w:rPr>
+          <w:b/>
+          <w:bCs/>
+          <w:i/>
+          <w:iCs/>
+          <w:color w:val="ED7D31" w:themeColor="accent2"/>
+          <w:lang w:val="en-US"/>
+        </w:rPr>
+        <w:t>]</w:t>
+      </w:r>
+      <w:r>
+        <w:rPr>
+          <w:b/>
+          <w:bCs/>
+          <w:i/>
+          <w:iCs/>
+          <w:color w:val="ED7D31" w:themeColor="accent2"/>
+        </w:rPr>
+        <w:t>quantity}</w:t>
+      </w:r>
+      <w:r>
+        <w:rPr>
+          <w:b/>
+          <w:bCs/>
+          <w:i/>
+          <w:iCs/>
+          <w:color w:val="ED7D31" w:themeColor="accent2"/>
+          <w:lang w:val="en-US"/>
+        </w:rPr>
+        <w:t>}</w:t>
       </w:r>
     </w:p>
     <w:p>
@@ -290,6 +1188,7 @@
           <w:i/>
           <w:iCs/>
           <w:color w:val="ED7D31" w:themeColor="accent2"/>
+          <w:lang w:val="en-US"/>
         </w:rPr>
       </w:pPr>
       <w:r>
@@ -300,7 +1199,97 @@
           <w:iCs/>
           <w:color w:val="ED7D31" w:themeColor="accent2"/>
         </w:rPr>
-        <w:t>Unit Price: ${unitPrice}</w:t>
+        <w:t xml:space="preserve">Unit Price: </w:t>
+      </w:r>
+      <w:r>
+        <w:rPr>
+          <w:b/>
+          <w:bCs/>
+          <w:i/>
+          <w:iCs/>
+          <w:color w:val="ED7D31" w:themeColor="accent2"/>
+          <w:lang w:val="en-US"/>
+        </w:rPr>
+        <w:t>{{</w:t>
+      </w:r>
+      <w:r>
+        <w:rPr>
+          <w:b/>
+          <w:bCs/>
+          <w:i/>
+          <w:iCs/>
+          <w:color w:val="ED7D31" w:themeColor="accent2"/>
+        </w:rPr>
+        <w:t>$</w:t>
+      </w:r>
+      <w:proofErr w:type="spellStart"/>
+      <w:r>
+        <w:rPr>
+          <w:b/>
+          <w:bCs/>
+          <w:i/>
+          <w:iCs/>
+          <w:color w:val="ED7D31" w:themeColor="accent2"/>
+          <w:lang w:val="en-US"/>
+        </w:rPr>
+        <w:t>json.orderItems</w:t>
+      </w:r>
+      <w:proofErr w:type="spellEnd"/>
+      <w:r>
+        <w:rPr>
+          <w:b/>
+          <w:bCs/>
+          <w:i/>
+          <w:iCs/>
+          <w:color w:val="ED7D31" w:themeColor="accent2"/>
+          <w:lang w:val="en-US"/>
+        </w:rPr>
+        <w:t>[</w:t>
+      </w:r>
+      <w:proofErr w:type="spellStart"/>
+      <w:r>
+        <w:rPr>
+          <w:b/>
+          <w:bCs/>
+          <w:i/>
+          <w:iCs/>
+          <w:color w:val="ED7D31" w:themeColor="accent2"/>
+          <w:lang w:val="en-US"/>
+        </w:rPr>
+        <w:t>i</w:t>
+      </w:r>
+      <w:proofErr w:type="spellEnd"/>
+      <w:r>
+        <w:rPr>
+          <w:b/>
+          <w:bCs/>
+          <w:i/>
+          <w:iCs/>
+          <w:color w:val="ED7D31" w:themeColor="accent2"/>
+          <w:lang w:val="en-US"/>
+        </w:rPr>
+        <w:t>].</w:t>
+      </w:r>
+      <w:r>
+        <w:rPr>
+          <w:b/>
+          <w:bCs/>
+          <w:i/>
+          <w:iCs/>
+          <w:color w:val="ED7D31" w:themeColor="accent2"/>
+        </w:rPr>
+        <w:t>unitPrice}</w:t>
+      </w:r>
+      <w:r>
+        <w:rPr>
+          <w:b/>
+          <w:bCs/>
+          <w:i/>
+          <w:iCs/>
+          <w:color w:val="ED7D31" w:themeColor="accent2"/>
+          <w:lang w:val="en-US"/>
+        </w:rPr>
+        <w:t>}</w:t>
       </w:r>
     </w:p>
     <w:p>
@@ -311,6 +1300,7 @@
           <w:i/>
           <w:iCs/>
           <w:color w:val="ED7D31" w:themeColor="accent2"/>
+          <w:lang w:val="en-US"/>
         </w:rPr>
       </w:pPr>
       <w:r>
@@ -321,7 +1311,97 @@
           <w:iCs/>
           <w:color w:val="ED7D31" w:themeColor="accent2"/>
         </w:rPr>
-        <w:t>Subtotal: ${subtotal}</w:t>
+        <w:t xml:space="preserve">Subtotal: </w:t>
+      </w:r>
+      <w:r>
+        <w:rPr>
+          <w:b/>
+          <w:bCs/>
+          <w:i/>
+          <w:iCs/>
+          <w:color w:val="ED7D31" w:themeColor="accent2"/>
+          <w:lang w:val="en-US"/>
+        </w:rPr>
+        <w:t>{{</w:t>
+      </w:r>
+      <w:r>
+        <w:rPr>
+          <w:b/>
+          <w:bCs/>
+          <w:i/>
+          <w:iCs/>
+          <w:color w:val="ED7D31" w:themeColor="accent2"/>
+        </w:rPr>
+        <w:t>$</w:t>
+      </w:r>
+      <w:proofErr w:type="spellStart"/>
+      <w:r>
+        <w:rPr>
+          <w:b/>
+          <w:bCs/>
+          <w:i/>
+          <w:iCs/>
+          <w:color w:val="ED7D31" w:themeColor="accent2"/>
+          <w:lang w:val="en-US"/>
+        </w:rPr>
+        <w:t>json.orderItems</w:t>
+      </w:r>
+      <w:proofErr w:type="spellEnd"/>
+      <w:r>
+        <w:rPr>
+          <w:b/>
+          <w:bCs/>
+          <w:i/>
+          <w:iCs/>
+          <w:color w:val="ED7D31" w:themeColor="accent2"/>
+          <w:lang w:val="en-US"/>
+        </w:rPr>
+        <w:t>[</w:t>
+      </w:r>
+      <w:proofErr w:type="spellStart"/>
+      <w:r>
+        <w:rPr>
+          <w:b/>
+          <w:bCs/>
+          <w:i/>
+          <w:iCs/>
+          <w:color w:val="ED7D31" w:themeColor="accent2"/>
+          <w:lang w:val="en-US"/>
+        </w:rPr>
+        <w:t>i</w:t>
+      </w:r>
+      <w:proofErr w:type="spellEnd"/>
+      <w:r>
+        <w:rPr>
+          <w:b/>
+          <w:bCs/>
+          <w:i/>
+          <w:iCs/>
+          <w:color w:val="ED7D31" w:themeColor="accent2"/>
+          <w:lang w:val="en-US"/>
+        </w:rPr>
+        <w:t>].</w:t>
+      </w:r>
+      <w:r>
+        <w:rPr>
+          <w:b/>
+          <w:bCs/>
+          <w:i/>
+          <w:iCs/>
+          <w:color w:val="ED7D31" w:themeColor="accent2"/>
+        </w:rPr>
+        <w:t>subtotal}</w:t>
+      </w:r>
+      <w:r>
+        <w:rPr>
+          <w:b/>
+          <w:bCs/>
+          <w:i/>
+          <w:iCs/>
+          <w:color w:val="ED7D31" w:themeColor="accent2"/>
+          <w:lang w:val="en-US"/>
+        </w:rPr>
+        <w:t>}</w:t>
       </w:r>
     </w:p>
     <w:p>
@@ -330,6 +1410,7 @@
           <w:i/>
           <w:iCs/>
           <w:color w:val="ED7D31" w:themeColor="accent2"/>
+          <w:lang w:val="en-US"/>
         </w:rPr>
       </w:pPr>
       <w:r>
@@ -338,7 +1419,81 @@
           <w:iCs/>
           <w:color w:val="ED7D31" w:themeColor="accent2"/>
         </w:rPr>
-        <w:t>Tax: ${tax}</w:t>
+        <w:t xml:space="preserve">Tax: </w:t>
+      </w:r>
+      <w:r>
+        <w:rPr>
+          <w:i/>
+          <w:iCs/>
+          <w:color w:val="ED7D31" w:themeColor="accent2"/>
+          <w:lang w:val="en-US"/>
+        </w:rPr>
+        <w:t>{{</w:t>
+      </w:r>
+      <w:r>
+        <w:rPr>
+          <w:i/>
+          <w:iCs/>
+          <w:color w:val="ED7D31" w:themeColor="accent2"/>
+        </w:rPr>
+        <w:t>$</w:t>
+      </w:r>
+      <w:proofErr w:type="spellStart"/>
+      <w:r>
+        <w:rPr>
+          <w:i/>
+          <w:iCs/>
+          <w:color w:val="ED7D31" w:themeColor="accent2"/>
+          <w:lang w:val="en-US"/>
+        </w:rPr>
+        <w:t>json.orderItems</w:t>
+      </w:r>
+      <w:proofErr w:type="spellEnd"/>
+      <w:r>
+        <w:rPr>
+          <w:i/>
+          <w:iCs/>
+          <w:color w:val="ED7D31" w:themeColor="accent2"/>
+          <w:lang w:val="en-US"/>
+        </w:rPr>
+        <w:t>[</w:t>
+      </w:r>
+      <w:proofErr w:type="spellStart"/>
+      <w:r>
+        <w:rPr>
+          <w:i/>
+          <w:iCs/>
+          <w:color w:val="ED7D31" w:themeColor="accent2"/>
+          <w:lang w:val="en-US"/>
+        </w:rPr>
+        <w:t>i</w:t>
+      </w:r>
+      <w:proofErr w:type="spellEnd"/>
+      <w:r>
+        <w:rPr>
+          <w:i/>
+          <w:iCs/>
+          <w:color w:val="ED7D31" w:themeColor="accent2"/>
+          <w:lang w:val="en-US"/>
+        </w:rPr>
+        <w:t>].</w:t>
+      </w:r>
+      <w:r>
+        <w:rPr>
+          <w:i/>
+          <w:iCs/>
+          <w:color w:val="ED7D31" w:themeColor="accent2"/>
+        </w:rPr>
+        <w:t>tax}</w:t>
+      </w:r>
+      <w:r>
+        <w:rPr>
+          <w:i/>
+          <w:iCs/>
+          <w:color w:val="ED7D31" w:themeColor="accent2"/>
+          <w:lang w:val="en-US"/>
+        </w:rPr>
+        <w:t>}</w:t>
       </w:r>
     </w:p>
     <w:p>
@@ -347,6 +1502,7 @@
           <w:i/>
           <w:iCs/>
           <w:color w:val="ED7D31" w:themeColor="accent2"/>
+          <w:lang w:val="en-US"/>
         </w:rPr>
       </w:pPr>
       <w:r>
@@ -355,20 +1511,122 @@
           <w:iCs/>
           <w:color w:val="ED7D31" w:themeColor="accent2"/>
         </w:rPr>
-        <w:t>Total Amount: ${totalAmount}</w:t>
+        <w:t>Total Amount: $</w:t>
+      </w:r>
+      <w:r>
+        <w:rPr>
+          <w:i/>
+          <w:iCs/>
+          <w:color w:val="ED7D31" w:themeColor="accent2"/>
+          <w:lang w:val="en-US"/>
+        </w:rPr>
+        <w:t>{</w:t>
+      </w:r>
+      <w:r>
+        <w:rPr>
+          <w:i/>
+          <w:iCs/>
+          <w:color w:val="ED7D31" w:themeColor="accent2"/>
+        </w:rPr>
+        <w:t>{</w:t>
+      </w:r>
+      <w:proofErr w:type="spellStart"/>
+      <w:r>
+        <w:rPr>
+          <w:i/>
+          <w:iCs/>
+          <w:color w:val="ED7D31" w:themeColor="accent2"/>
+          <w:lang w:val="en-US"/>
+        </w:rPr>
+        <w:t>json.orderItems</w:t>
+      </w:r>
+      <w:proofErr w:type="spellEnd"/>
+      <w:r>
+        <w:rPr>
+          <w:i/>
+          <w:iCs/>
+          <w:color w:val="ED7D31" w:themeColor="accent2"/>
+          <w:lang w:val="en-US"/>
+        </w:rPr>
+        <w:t>[</w:t>
+      </w:r>
+      <w:proofErr w:type="spellStart"/>
+      <w:r>
+        <w:rPr>
+          <w:i/>
+          <w:iCs/>
+          <w:color w:val="ED7D31" w:themeColor="accent2"/>
+          <w:lang w:val="en-US"/>
+        </w:rPr>
+        <w:t>i</w:t>
+      </w:r>
+      <w:proofErr w:type="spellEnd"/>
+      <w:r>
+        <w:rPr>
+          <w:i/>
+          <w:iCs/>
+          <w:color w:val="ED7D31" w:themeColor="accent2"/>
+          <w:lang w:val="en-US"/>
+        </w:rPr>
+        <w:t>].</w:t>
+      </w:r>
+      <w:r>
+        <w:rPr>
+          <w:i/>
+          <w:iCs/>
+          <w:color w:val="ED7D31" w:themeColor="accent2"/>
+        </w:rPr>
+        <w:t>totalAmount}</w:t>
+      </w:r>
+      <w:r>
+        <w:rPr>
+          <w:i/>
+          <w:iCs/>
+          <w:color w:val="ED7D31" w:themeColor="accent2"/>
+          <w:lang w:val="en-US"/>
+        </w:rPr>
+        <w:t>}</w:t>
       </w:r>
     </w:p>
     <w:p>
       <w:pPr>
         <w:rPr>
           <w:color w:val="ED7D31" w:themeColor="accent2"/>
+          <w:lang w:val="en-US"/>
         </w:rPr>
       </w:pPr>
       <w:r>
         <w:rPr>
           <w:color w:val="ED7D31" w:themeColor="accent2"/>
-        </w:rPr>
-        <w:t>${#loop}</w:t>
+          <w:lang w:val="en-US"/>
+        </w:rPr>
+        <w:t>{{</w:t>
+      </w:r>
+      <w:r>
+        <w:rPr>
+          <w:color w:val="ED7D31" w:themeColor="accent2"/>
+        </w:rPr>
+        <w:t>#</w:t>
+      </w:r>
+      <w:r>
+        <w:rPr>
+          <w:color w:val="ED7D31" w:themeColor="accent2"/>
+          <w:lang w:val="en-US"/>
+        </w:rPr>
+        <w:t>/</w:t>
+      </w:r>
+      <w:r>
+        <w:rPr>
+          <w:color w:val="ED7D31" w:themeColor="accent2"/>
+        </w:rPr>
+        <w:t>loop}</w:t>
+      </w:r>
+      <w:r>
+        <w:rPr>
+          <w:color w:val="ED7D31" w:themeColor="accent2"/>
+          <w:lang w:val="en-US"/>
+        </w:rPr>
+        <w:t>}</w:t>
       </w:r>
     </w:p>
     <w:p/>
@@ -383,18 +1641,129 @@
       </w:r>
     </w:p>
     <w:p>
-      <w:r>
-        <w:t>Shipping Method: ${shippingMethod}</w:t>
-      </w:r>
-    </w:p>
-    <w:p>
-      <w:r>
-        <w:t>Estimated Delivery: ${deliveryDate}</w:t>
-      </w:r>
-    </w:p>
-    <w:p>
-      <w:r>
-        <w:t>Tracking Number: ${trackingNumber}</w:t>
+      <w:pPr>
+        <w:rPr>
+          <w:lang w:val="en-US"/>
+        </w:rPr>
+      </w:pPr>
+      <w:r>
+        <w:t xml:space="preserve">Shipping Method: </w:t>
+      </w:r>
+      <w:r>
+        <w:rPr>
+          <w:lang w:val="en-US"/>
+        </w:rPr>
+        <w:t>{{</w:t>
+      </w:r>
+      <w:r>
+        <w:t>$</w:t>
+      </w:r>
+      <w:proofErr w:type="spellStart"/>
+      <w:r>
+        <w:rPr>
+          <w:lang w:val="en-US"/>
+        </w:rPr>
+        <w:t>json</w:t>
+      </w:r>
+      <w:proofErr w:type="spellEnd"/>
+      <w:r>
+        <w:rPr>
+          <w:lang w:val="en-US"/>
+        </w:rPr>
+        <w:t>.</w:t>
+      </w:r>
+      <w:r>
+        <w:t>shippingMethod}</w:t>
+      </w:r>
+      <w:r>
+        <w:rPr>
+          <w:lang w:val="en-US"/>
+        </w:rPr>
+        <w:t>}</w:t>
+      </w:r>
+    </w:p>
+    <w:p>
+      <w:pPr>
+        <w:rPr>
+          <w:lang w:val="en-US"/>
+        </w:rPr>
+      </w:pPr>
+      <w:r>
+        <w:t xml:space="preserve">Estimated Delivery: </w:t>
+      </w:r>
+      <w:r>
+        <w:rPr>
+          <w:lang w:val="en-US"/>
+        </w:rPr>
+        <w:t>{{</w:t>
+      </w:r>
+      <w:r>
+        <w:t>$</w:t>
+      </w:r>
+      <w:proofErr w:type="spellStart"/>
+      <w:r>
+        <w:rPr>
+          <w:lang w:val="en-US"/>
+        </w:rPr>
+        <w:t>json</w:t>
+      </w:r>
+      <w:proofErr w:type="spellEnd"/>
+      <w:r>
+        <w:rPr>
+          <w:lang w:val="en-US"/>
+        </w:rPr>
+        <w:t>.</w:t>
+      </w:r>
+      <w:r>
+        <w:t>deliveryDate}</w:t>
+      </w:r>
+      <w:r>
+        <w:rPr>
+          <w:lang w:val="en-US"/>
+        </w:rPr>
+        <w:t>}</w:t>
+      </w:r>
+    </w:p>
+    <w:p>
+      <w:pPr>
+        <w:rPr>
+          <w:lang w:val="en-US"/>
+        </w:rPr>
+      </w:pPr>
+      <w:r>
+        <w:t xml:space="preserve">Tracking Number: </w:t>
+      </w:r>
+      <w:r>
+        <w:rPr>
+          <w:lang w:val="en-US"/>
+        </w:rPr>
+        <w:t>{{</w:t>
+      </w:r>
+      <w:r>
+        <w:t>$</w:t>
+      </w:r>
+      <w:proofErr w:type="spellStart"/>
+      <w:r>
+        <w:rPr>
+          <w:lang w:val="en-US"/>
+        </w:rPr>
+        <w:t>json</w:t>
+      </w:r>
+      <w:proofErr w:type="spellEnd"/>
+      <w:r>
+        <w:rPr>
+          <w:lang w:val="en-US"/>
+        </w:rPr>
+        <w:t>.</w:t>
+      </w:r>
+      <w:r>
+        <w:t>trackingNumber}</w:t>
+      </w:r>
+      <w:r>
+        <w:rPr>
+          <w:lang w:val="en-US"/>
+        </w:rPr>
+        <w:t>}</w:t>
       </w:r>
     </w:p>
     <w:p/>
@@ -410,13 +1779,87 @@
       </w:r>
     </w:p>
     <w:p>
-      <w:r>
-        <w:t>Payment Method: ${paymentMethod}</w:t>
-      </w:r>
-    </w:p>
-    <w:p>
-      <w:r>
-        <w:t>Transaction ID: ${transactionId}</w:t>
+      <w:pPr>
+        <w:rPr>
+          <w:lang w:val="en-US"/>
+        </w:rPr>
+      </w:pPr>
+      <w:r>
+        <w:t xml:space="preserve">Payment Method: </w:t>
+      </w:r>
+      <w:r>
+        <w:rPr>
+          <w:lang w:val="en-US"/>
+        </w:rPr>
+        <w:t>{{</w:t>
+      </w:r>
+      <w:r>
+        <w:t>$</w:t>
+      </w:r>
+      <w:proofErr w:type="spellStart"/>
+      <w:r>
+        <w:rPr>
+          <w:lang w:val="en-US"/>
+        </w:rPr>
+        <w:t>json</w:t>
+      </w:r>
+      <w:proofErr w:type="spellEnd"/>
+      <w:r>
+        <w:rPr>
+          <w:lang w:val="en-US"/>
+        </w:rPr>
+        <w:t>.</w:t>
+      </w:r>
+      <w:r>
+        <w:t>paymentMethod}</w:t>
+      </w:r>
+      <w:r>
+        <w:rPr>
+          <w:lang w:val="en-US"/>
+        </w:rPr>
+        <w:t>}</w:t>
+      </w:r>
+    </w:p>
+    <w:p>
+      <w:pPr>
+        <w:rPr>
+          <w:lang w:val="en-US"/>
+        </w:rPr>
+      </w:pPr>
+      <w:r>
+        <w:t xml:space="preserve">Transaction ID: </w:t>
+      </w:r>
+      <w:r>
+        <w:rPr>
+          <w:lang w:val="en-US"/>
+        </w:rPr>
+        <w:t>{{</w:t>
+      </w:r>
+      <w:r>
+        <w:t>$</w:t>
+      </w:r>
+      <w:proofErr w:type="spellStart"/>
+      <w:r>
+        <w:rPr>
+          <w:lang w:val="en-US"/>
+        </w:rPr>
+        <w:t>json</w:t>
+      </w:r>
+      <w:proofErr w:type="spellEnd"/>
+      <w:r>
+        <w:rPr>
+          <w:lang w:val="en-US"/>
+        </w:rPr>
+        <w:t>.</w:t>
+      </w:r>
+      <w:r>
+        <w:t>transactionId}</w:t>
+      </w:r>
+      <w:r>
+        <w:rPr>
+          <w:lang w:val="en-US"/>
+        </w:rPr>
+        <w:t>}</w:t>
       </w:r>
     </w:p>
     <w:p/>
@@ -432,13 +1875,85 @@
     </w:p>
     <w:p/>
     <w:p>
-      <w:r>
-        <w:t>If you have any questions, please contact us at ${supportEmail}</w:t>
-      </w:r>
-    </w:p>
-    <w:p>
-      <w:r>
-        <w:t>or call ${supportPhone}.</w:t>
+      <w:pPr>
+        <w:rPr>
+          <w:lang w:val="en-US"/>
+        </w:rPr>
+      </w:pPr>
+      <w:r>
+        <w:t xml:space="preserve">If you have any questions, please contact us at </w:t>
+      </w:r>
+      <w:r>
+        <w:rPr>
+          <w:lang w:val="en-US"/>
+        </w:rPr>
+        <w:t>{{</w:t>
+      </w:r>
+      <w:r>
+        <w:t>$</w:t>
+      </w:r>
+      <w:proofErr w:type="spellStart"/>
+      <w:r>
+        <w:rPr>
+          <w:lang w:val="en-US"/>
+        </w:rPr>
+        <w:t>json</w:t>
+      </w:r>
+      <w:proofErr w:type="spellEnd"/>
+      <w:r>
+        <w:rPr>
+          <w:lang w:val="en-US"/>
+        </w:rPr>
+        <w:t>.</w:t>
+      </w:r>
+      <w:r>
+        <w:t>supportEmail}</w:t>
+      </w:r>
+      <w:r>
+        <w:rPr>
+          <w:lang w:val="en-US"/>
+        </w:rPr>
+        <w:t>}</w:t>
+      </w:r>
+    </w:p>
+    <w:p>
+      <w:r>
+        <w:t xml:space="preserve">or call </w:t>
+      </w:r>
+      <w:r>
+        <w:rPr>
+          <w:lang w:val="en-US"/>
+        </w:rPr>
+        <w:t>{{</w:t>
+      </w:r>
+      <w:r>
+        <w:t>$</w:t>
+      </w:r>
+      <w:proofErr w:type="spellStart"/>
+      <w:r>
+        <w:rPr>
+          <w:lang w:val="en-US"/>
+        </w:rPr>
+        <w:t>json</w:t>
+      </w:r>
+      <w:proofErr w:type="spellEnd"/>
+      <w:r>
+        <w:rPr>
+          <w:lang w:val="en-US"/>
+        </w:rPr>
+        <w:t>.</w:t>
+      </w:r>
+      <w:r>
+        <w:t>supportPhone}</w:t>
+      </w:r>
+      <w:r>
+        <w:rPr>
+          <w:lang w:val="en-US"/>
+        </w:rPr>
+        <w:t>}</w:t>
+      </w:r>
+      <w:r>
+        <w:t>.</w:t>
       </w:r>
     </w:p>
     <w:p/>
@@ -465,6 +1980,7 @@
           <w:i/>
           <w:iCs/>
           <w:color w:val="4472C4" w:themeColor="accent1"/>
+          <w:lang w:val="en-US"/>
         </w:rPr>
       </w:pPr>
       <w:r>
@@ -472,8 +1988,64 @@
           <w:i/>
           <w:iCs/>
           <w:color w:val="4472C4" w:themeColor="accent1"/>
-        </w:rPr>
-        <w:t>${companyName}</w:t>
+          <w:lang w:val="en-US"/>
+        </w:rPr>
+        <w:t>{{</w:t>
+      </w:r>
+      <w:r>
+        <w:rPr>
+          <w:i/>
+          <w:iCs/>
+          <w:color w:val="4472C4" w:themeColor="accent1"/>
+        </w:rPr>
+        <w:t>$</w:t>
+      </w:r>
+      <w:proofErr w:type="spellStart"/>
+      <w:proofErr w:type="gramStart"/>
+      <w:r>
+        <w:rPr>
+          <w:i/>
+          <w:iCs/>
+          <w:color w:val="4472C4" w:themeColor="accent1"/>
+          <w:lang w:val="en-US"/>
+        </w:rPr>
+        <w:t>json</w:t>
+      </w:r>
+      <w:proofErr w:type="spellEnd"/>
+      <w:r>
+        <w:rPr>
+          <w:i/>
+          <w:iCs/>
+          <w:color w:val="4472C4" w:themeColor="accent1"/>
+          <w:lang w:val="en-US"/>
+        </w:rPr>
+        <w:t>.</w:t>
+      </w:r>
+      <w:r>
+        <w:rPr>
+          <w:i/>
+          <w:iCs/>
+          <w:color w:val="4472C4" w:themeColor="accent1"/>
+        </w:rPr>
+        <w:t>companyName</w:t>
+      </w:r>
+      <w:proofErr w:type="gramEnd"/>
+      <w:r>
+        <w:rPr>
+          <w:i/>
+          <w:iCs/>
+          <w:color w:val="4472C4" w:themeColor="accent1"/>
+        </w:rPr>
+        <w:t>}</w:t>
+      </w:r>
+      <w:r>
+        <w:rPr>
+          <w:i/>
+          <w:iCs/>
+          <w:color w:val="4472C4" w:themeColor="accent1"/>
+          <w:lang w:val="en-US"/>
+        </w:rPr>
+        <w:t>}</w:t>
       </w:r>
     </w:p>
     <w:p>
@@ -489,8 +2061,64 @@
           <w:i/>
           <w:iCs/>
           <w:color w:val="4472C4" w:themeColor="accent1"/>
-        </w:rPr>
-        <w:t>${companyAddress}</w:t>
+          <w:lang w:val="en-US"/>
+        </w:rPr>
+        <w:t>{{</w:t>
+      </w:r>
+      <w:r>
+        <w:rPr>
+          <w:i/>
+          <w:iCs/>
+          <w:color w:val="4472C4" w:themeColor="accent1"/>
+        </w:rPr>
+        <w:t>$</w:t>
+      </w:r>
+      <w:proofErr w:type="spellStart"/>
+      <w:proofErr w:type="gramStart"/>
+      <w:r>
+        <w:rPr>
+          <w:i/>
+          <w:iCs/>
+          <w:color w:val="4472C4" w:themeColor="accent1"/>
+          <w:lang w:val="en-US"/>
+        </w:rPr>
+        <w:t>json</w:t>
+      </w:r>
+      <w:proofErr w:type="spellEnd"/>
+      <w:r>
+        <w:rPr>
+          <w:i/>
+          <w:iCs/>
+          <w:color w:val="4472C4" w:themeColor="accent1"/>
+          <w:lang w:val="en-US"/>
+        </w:rPr>
+        <w:t>.</w:t>
+      </w:r>
+      <w:r>
+        <w:rPr>
+          <w:i/>
+          <w:iCs/>
+          <w:color w:val="4472C4" w:themeColor="accent1"/>
+        </w:rPr>
+        <w:t>companyAddress</w:t>
+      </w:r>
+      <w:proofErr w:type="gramEnd"/>
+      <w:r>
+        <w:rPr>
+          <w:i/>
+          <w:iCs/>
+          <w:color w:val="4472C4" w:themeColor="accent1"/>
+          <w:lang w:val="en-US"/>
+        </w:rPr>
+        <w:t>}</w:t>
+      </w:r>
+      <w:r>
+        <w:rPr>
+          <w:i/>
+          <w:iCs/>
+          <w:color w:val="4472C4" w:themeColor="accent1"/>
+        </w:rPr>
+        <w:t>}</w:t>
       </w:r>
     </w:p>
     <w:p>
@@ -499,6 +2127,7 @@
           <w:i/>
           <w:iCs/>
           <w:color w:val="4472C4" w:themeColor="accent1"/>
+          <w:lang w:val="en-US"/>
         </w:rPr>
       </w:pPr>
       <w:r>
@@ -507,7 +2136,50 @@
           <w:iCs/>
           <w:color w:val="4472C4" w:themeColor="accent1"/>
         </w:rPr>
-        <w:t>Website: ${companyWebsite}</w:t>
+        <w:t xml:space="preserve">Website: </w:t>
+      </w:r>
+      <w:r>
+        <w:rPr>
+          <w:i/>
+          <w:iCs/>
+          <w:color w:val="4472C4" w:themeColor="accent1"/>
+          <w:lang w:val="en-US"/>
+        </w:rPr>
+        <w:t>{{</w:t>
+      </w:r>
+      <w:r>
+        <w:rPr>
+          <w:i/>
+          <w:iCs/>
+          <w:color w:val="4472C4" w:themeColor="accent1"/>
+        </w:rPr>
+        <w:t>$</w:t>
+      </w:r>
+      <w:r>
+        <w:rPr>
+          <w:i/>
+          <w:iCs/>
+          <w:color w:val="4472C4" w:themeColor="accent1"/>
+          <w:lang w:val="en-US"/>
+        </w:rPr>
+        <w:t>json.</w:t>
+      </w:r>
+      <w:r>
+        <w:rPr>
+          <w:i/>
+          <w:iCs/>
+          <w:color w:val="4472C4" w:themeColor="accent1"/>
+        </w:rPr>
+        <w:t>companyWebsite}</w:t>
+      </w:r>
+      <w:r>
+        <w:rPr>
+          <w:i/>
+          <w:iCs/>
+          <w:color w:val="4472C4" w:themeColor="accent1"/>
+          <w:lang w:val="en-US"/>
+        </w:rPr>
+        <w:t>}</w:t>
       </w:r>
     </w:p>
     <w:p>

--- a/src/main/resources/templates/OrderTemplate.docx
+++ b/src/main/resources/templates/OrderTemplate.docx
@@ -1507,11 +1507,17 @@
       </w:pPr>
       <w:r>
         <w:rPr>
-          <w:i/>
-          <w:iCs/>
-          <w:color w:val="ED7D31" w:themeColor="accent2"/>
-        </w:rPr>
-        <w:t>Total Amount: $</w:t>
+          <w:color w:val="000000" w:themeColor="text1"/>
+        </w:rPr>
+        <w:t>Total Amount</w:t>
+      </w:r>
+      <w:r>
+        <w:rPr>
+          <w:i/>
+          <w:iCs/>
+          <w:color w:val="ED7D31" w:themeColor="accent2"/>
+        </w:rPr>
+        <w:t>: $</w:t>
       </w:r>
       <w:r>
         <w:rPr>
@@ -1529,6 +1535,15 @@
           <w:color w:val="ED7D31" w:themeColor="accent2"/>
         </w:rPr>
         <w:t>{</w:t>
+      </w:r>
+      <w:r>
+        <w:rPr>
+          <w:i/>
+          <w:iCs/>
+          <w:color w:val="ED7D31" w:themeColor="accent2"/>
+          <w:lang w:val="en-US"/>
+        </w:rPr>
+        <w:t>$</w:t>
       </w:r>
       <w:proofErr w:type="spellStart"/>
       <w:r>
@@ -2155,14 +2170,25 @@
         </w:rPr>
         <w:t>$</w:t>
       </w:r>
-      <w:r>
-        <w:rPr>
-          <w:i/>
-          <w:iCs/>
-          <w:color w:val="4472C4" w:themeColor="accent1"/>
-          <w:lang w:val="en-US"/>
-        </w:rPr>
-        <w:t>json.</w:t>
+      <w:proofErr w:type="spellStart"/>
+      <w:r>
+        <w:rPr>
+          <w:i/>
+          <w:iCs/>
+          <w:color w:val="4472C4" w:themeColor="accent1"/>
+          <w:lang w:val="en-US"/>
+        </w:rPr>
+        <w:t>json</w:t>
+      </w:r>
+      <w:proofErr w:type="spellEnd"/>
+      <w:r>
+        <w:rPr>
+          <w:i/>
+          <w:iCs/>
+          <w:color w:val="4472C4" w:themeColor="accent1"/>
+          <w:lang w:val="en-US"/>
+        </w:rPr>
+        <w:t>.</w:t>
       </w:r>
       <w:r>
         <w:rPr>

--- a/src/main/resources/templates/OrderTemplate.docx
+++ b/src/main/resources/templates/OrderTemplate.docx
@@ -59,7 +59,7 @@
           <w:color w:val="ED7D31" w:themeColor="accent2"/>
           <w:lang w:val="en-US"/>
         </w:rPr>
-        <w:t>$json.</w:t>
+        <w:t>$</w:t>
       </w:r>
       <w:r>
         <w:rPr>
@@ -113,7 +113,7 @@
           <w:color w:val="ED7D31" w:themeColor="accent2"/>
           <w:lang w:val="en-US"/>
         </w:rPr>
-        <w:t>{{$json.</w:t>
+        <w:t>{{$</w:t>
       </w:r>
       <w:r>
         <w:rPr>
@@ -187,7 +187,7 @@
           <w:color w:val="4472C4" w:themeColor="accent1"/>
           <w:lang w:val="en-US"/>
         </w:rPr>
-        <w:t>{{$json.</w:t>
+        <w:t>{{$</w:t>
       </w:r>
       <w:r>
         <w:rPr>
@@ -242,7 +242,7 @@
           <w:color w:val="4472C4" w:themeColor="accent1"/>
           <w:lang w:val="en-US"/>
         </w:rPr>
-        <w:t>{{$json.</w:t>
+        <w:t>{{$</w:t>
       </w:r>
       <w:r>
         <w:rPr>
@@ -297,7 +297,7 @@
           <w:color w:val="4472C4" w:themeColor="accent1"/>
           <w:lang w:val="en-US"/>
         </w:rPr>
-        <w:t>{{$json.</w:t>
+        <w:t>{{$</w:t>
       </w:r>
       <w:r>
         <w:rPr>
@@ -362,39 +362,58 @@
           <w:iCs/>
           <w:color w:val="4472C4" w:themeColor="accent1"/>
         </w:rPr>
+        <w:t>$customerPhone}</w:t>
+      </w:r>
+      <w:r>
+        <w:rPr>
+          <w:b/>
+          <w:bCs/>
+          <w:i/>
+          <w:iCs/>
+          <w:color w:val="4472C4" w:themeColor="accent1"/>
+          <w:lang w:val="en-US"/>
+        </w:rPr>
+        <w:t>}</w:t>
+      </w:r>
+    </w:p>
+    <w:p>
+      <w:r>
+        <w:rPr>
+          <w:lang w:val="en-US"/>
+        </w:rPr>
+        <w:t>{</w:t>
+      </w:r>
+      <w:r>
+        <w:t>{</w:t>
+      </w:r>
+      <w:r>
+        <w:rPr>
+          <w:lang w:val="en-US"/>
+        </w:rPr>
+        <w:t>#</w:t>
+      </w:r>
+      <w:proofErr w:type="gramStart"/>
+      <w:r>
+        <w:t>checkbox:</w:t>
+      </w:r>
+      <w:r>
+        <w:rPr>
+          <w:lang w:val="en-US"/>
+        </w:rPr>
         <w:t>$</w:t>
       </w:r>
-      <w:r>
-        <w:rPr>
-          <w:b/>
-          <w:bCs/>
-          <w:i/>
-          <w:iCs/>
-          <w:color w:val="4472C4" w:themeColor="accent1"/>
-          <w:lang w:val="en-US"/>
-        </w:rPr>
-        <w:t>json.</w:t>
-      </w:r>
-      <w:r>
-        <w:rPr>
-          <w:b/>
-          <w:bCs/>
-          <w:i/>
-          <w:iCs/>
-          <w:color w:val="4472C4" w:themeColor="accent1"/>
-        </w:rPr>
-        <w:t>customerPhone}</w:t>
-      </w:r>
-      <w:r>
-        <w:rPr>
-          <w:b/>
-          <w:bCs/>
-          <w:i/>
-          <w:iCs/>
-          <w:color w:val="4472C4" w:themeColor="accent1"/>
-          <w:lang w:val="en-US"/>
-        </w:rPr>
-        <w:t>}</w:t>
+      <w:proofErr w:type="gramEnd"/>
+      <w:r>
+        <w:t>gender:male</w:t>
+      </w:r>
+      <w:r>
+        <w:rPr>
+          <w:lang w:val="en-US"/>
+        </w:rPr>
+        <w:t>}}</w:t>
+      </w:r>
+      <w:r>
+        <w:t xml:space="preserve"> Male</w:t>
       </w:r>
     </w:p>
     <w:p>
@@ -405,36 +424,16 @@
         <w:t>{</w:t>
       </w:r>
       <w:r>
-        <w:t>{checkbox:</w:t>
-      </w:r>
-      <w:r>
-        <w:rPr>
-          <w:lang w:val="en-US"/>
-        </w:rPr>
-        <w:t>$json.</w:t>
-      </w:r>
-      <w:r>
-        <w:t>gender:male</w:t>
-      </w:r>
-      <w:r>
-        <w:rPr>
-          <w:lang w:val="en-US"/>
-        </w:rPr>
-        <w:t>}}</w:t>
-      </w:r>
-      <w:r>
-        <w:t xml:space="preserve"> Male</w:t>
-      </w:r>
-    </w:p>
-    <w:p>
-      <w:r>
-        <w:rPr>
-          <w:lang w:val="en-US"/>
-        </w:rPr>
         <w:t>{</w:t>
       </w:r>
       <w:r>
-        <w:t>{checkbox:</w:t>
+        <w:rPr>
+          <w:lang w:val="en-US"/>
+        </w:rPr>
+        <w:t>#</w:t>
+      </w:r>
+      <w:r>
+        <w:t>checkbox:</w:t>
       </w:r>
       <w:r>
         <w:rPr>
@@ -446,11 +445,13 @@
         <w:rPr>
           <w:lang w:val="en-US"/>
         </w:rPr>
-        <w:t>$json.</w:t>
-      </w:r>
+        <w:t>$</w:t>
+      </w:r>
+      <w:proofErr w:type="gramStart"/>
       <w:r>
         <w:t>gender:female</w:t>
       </w:r>
+      <w:proofErr w:type="gramEnd"/>
       <w:r>
         <w:rPr>
           <w:lang w:val="en-US"/>
@@ -476,14 +477,25 @@
         <w:t>{</w:t>
       </w:r>
       <w:r>
-        <w:t>{radio:</w:t>
-      </w:r>
-      <w:r>
-        <w:rPr>
-          <w:lang w:val="en-US"/>
-        </w:rPr>
-        <w:t>$json.</w:t>
-      </w:r>
+        <w:t>{</w:t>
+      </w:r>
+      <w:r>
+        <w:rPr>
+          <w:lang w:val="en-US"/>
+        </w:rPr>
+        <w:t>#</w:t>
+      </w:r>
+      <w:proofErr w:type="gramStart"/>
+      <w:r>
+        <w:t>radio:</w:t>
+      </w:r>
+      <w:r>
+        <w:rPr>
+          <w:lang w:val="en-US"/>
+        </w:rPr>
+        <w:t>$</w:t>
+      </w:r>
+      <w:proofErr w:type="gramEnd"/>
       <w:r>
         <w:t>gender:male}</w:t>
       </w:r>
@@ -505,7 +517,16 @@
         <w:t>{</w:t>
       </w:r>
       <w:r>
-        <w:t>{radio:</w:t>
+        <w:t>{</w:t>
+      </w:r>
+      <w:r>
+        <w:rPr>
+          <w:lang w:val="en-US"/>
+        </w:rPr>
+        <w:t>#</w:t>
+      </w:r>
+      <w:r>
+        <w:t>radio:</w:t>
       </w:r>
       <w:r>
         <w:rPr>
@@ -517,11 +538,13 @@
         <w:rPr>
           <w:lang w:val="en-US"/>
         </w:rPr>
-        <w:t>$json.</w:t>
-      </w:r>
+        <w:t>$</w:t>
+      </w:r>
+      <w:proofErr w:type="gramStart"/>
       <w:r>
         <w:t>gender:female</w:t>
       </w:r>
+      <w:proofErr w:type="gramEnd"/>
       <w:r>
         <w:rPr>
           <w:lang w:val="en-US"/>
@@ -546,7 +569,7 @@
         <w:rPr>
           <w:lang w:val="en-US"/>
         </w:rPr>
-        <w:t>{{$json.</w:t>
+        <w:t>{{$</w:t>
       </w:r>
       <w:r>
         <w:t>gender}</w:t>
@@ -577,14 +600,19 @@
         <w:t>{</w:t>
       </w:r>
       <w:r>
-        <w:t>{#loop</w:t>
-      </w:r>
-      <w:r>
-        <w:rPr>
-          <w:lang w:val="en-US"/>
-        </w:rPr>
-        <w:t>:$json.</w:t>
-      </w:r>
+        <w:t>{#</w:t>
+      </w:r>
+      <w:proofErr w:type="gramStart"/>
+      <w:r>
+        <w:t>loop</w:t>
+      </w:r>
+      <w:r>
+        <w:rPr>
+          <w:lang w:val="en-US"/>
+        </w:rPr>
+        <w:t>:$</w:t>
+      </w:r>
+      <w:proofErr w:type="gramEnd"/>
       <w:r>
         <w:t>orderItems</w:t>
       </w:r>
@@ -637,12 +665,35 @@
         </w:rPr>
         <w:t>$</w:t>
       </w:r>
-      <w:r>
-        <w:rPr>
-          <w:color w:val="ED7D31" w:themeColor="accent2"/>
-          <w:lang w:val="en-US"/>
-        </w:rPr>
-        <w:t>json.orderItems[i].</w:t>
+      <w:proofErr w:type="spellStart"/>
+      <w:r>
+        <w:rPr>
+          <w:color w:val="ED7D31" w:themeColor="accent2"/>
+          <w:lang w:val="en-US"/>
+        </w:rPr>
+        <w:t>orderItems</w:t>
+      </w:r>
+      <w:proofErr w:type="spellEnd"/>
+      <w:r>
+        <w:rPr>
+          <w:color w:val="ED7D31" w:themeColor="accent2"/>
+          <w:lang w:val="en-US"/>
+        </w:rPr>
+        <w:t>[</w:t>
+      </w:r>
+      <w:r>
+        <w:rPr>
+          <w:color w:val="ED7D31" w:themeColor="accent2"/>
+          <w:lang w:val="en-US"/>
+        </w:rPr>
+        <w:t>1</w:t>
+      </w:r>
+      <w:r>
+        <w:rPr>
+          <w:color w:val="ED7D31" w:themeColor="accent2"/>
+          <w:lang w:val="en-US"/>
+        </w:rPr>
+        <w:t>].</w:t>
       </w:r>
       <w:r>
         <w:rPr>
@@ -695,6 +746,7 @@
         </w:rPr>
         <w:t>$</w:t>
       </w:r>
+      <w:proofErr w:type="spellStart"/>
       <w:r>
         <w:rPr>
           <w:i/>
@@ -703,14 +755,45 @@
           <w:highlight w:val="yellow"/>
           <w:lang w:val="en-US"/>
         </w:rPr>
-        <w:t>json.orderItems[i].</w:t>
-      </w:r>
+        <w:t>orderItems</w:t>
+      </w:r>
+      <w:proofErr w:type="spellEnd"/>
       <w:r>
         <w:rPr>
           <w:i/>
           <w:iCs/>
           <w:color w:val="ED7D31" w:themeColor="accent2"/>
           <w:highlight w:val="yellow"/>
+          <w:lang w:val="en-US"/>
+        </w:rPr>
+        <w:t>[</w:t>
+      </w:r>
+      <w:r>
+        <w:rPr>
+          <w:i/>
+          <w:iCs/>
+          <w:color w:val="ED7D31" w:themeColor="accent2"/>
+          <w:highlight w:val="yellow"/>
+          <w:lang w:val="en-US"/>
+        </w:rPr>
+        <w:t>0</w:t>
+      </w:r>
+      <w:r>
+        <w:rPr>
+          <w:i/>
+          <w:iCs/>
+          <w:color w:val="ED7D31" w:themeColor="accent2"/>
+          <w:highlight w:val="yellow"/>
+          <w:lang w:val="en-US"/>
+        </w:rPr>
+        <w:t>].</w:t>
+      </w:r>
+      <w:r>
+        <w:rPr>
+          <w:i/>
+          <w:iCs/>
+          <w:color w:val="ED7D31" w:themeColor="accent2"/>
+          <w:highlight w:val="yellow"/>
         </w:rPr>
         <w:t>itemSKU}</w:t>
       </w:r>
@@ -766,16 +849,53 @@
         </w:rPr>
         <w:t>$</w:t>
       </w:r>
-      <w:r>
-        <w:rPr>
-          <w:b/>
-          <w:bCs/>
-          <w:i/>
-          <w:iCs/>
-          <w:color w:val="ED7D31" w:themeColor="accent2"/>
-          <w:lang w:val="en-US"/>
-        </w:rPr>
-        <w:t>json.orderItems[i]</w:t>
+      <w:proofErr w:type="spellStart"/>
+      <w:r>
+        <w:rPr>
+          <w:b/>
+          <w:bCs/>
+          <w:i/>
+          <w:iCs/>
+          <w:color w:val="ED7D31" w:themeColor="accent2"/>
+          <w:lang w:val="en-US"/>
+        </w:rPr>
+        <w:t>orderItems</w:t>
+      </w:r>
+      <w:proofErr w:type="spellEnd"/>
+      <w:r>
+        <w:rPr>
+          <w:b/>
+          <w:bCs/>
+          <w:i/>
+          <w:iCs/>
+          <w:color w:val="ED7D31" w:themeColor="accent2"/>
+          <w:lang w:val="en-US"/>
+        </w:rPr>
+        <w:t>[</w:t>
+      </w:r>
+      <w:proofErr w:type="spellStart"/>
+      <w:r>
+        <w:rPr>
+          <w:b/>
+          <w:bCs/>
+          <w:i/>
+          <w:iCs/>
+          <w:color w:val="ED7D31" w:themeColor="accent2"/>
+          <w:lang w:val="en-US"/>
+        </w:rPr>
+        <w:t>i</w:t>
+      </w:r>
+      <w:proofErr w:type="spellEnd"/>
+      <w:r>
+        <w:rPr>
+          <w:b/>
+          <w:bCs/>
+          <w:i/>
+          <w:iCs/>
+          <w:color w:val="ED7D31" w:themeColor="accent2"/>
+          <w:lang w:val="en-US"/>
+        </w:rPr>
+        <w:t>]</w:t>
       </w:r>
       <w:r>
         <w:rPr>
@@ -852,16 +972,53 @@
         </w:rPr>
         <w:t>$</w:t>
       </w:r>
-      <w:r>
-        <w:rPr>
-          <w:b/>
-          <w:bCs/>
-          <w:i/>
-          <w:iCs/>
-          <w:color w:val="ED7D31" w:themeColor="accent2"/>
-          <w:lang w:val="en-US"/>
-        </w:rPr>
-        <w:t>json.orderItems[i].</w:t>
+      <w:proofErr w:type="spellStart"/>
+      <w:r>
+        <w:rPr>
+          <w:b/>
+          <w:bCs/>
+          <w:i/>
+          <w:iCs/>
+          <w:color w:val="ED7D31" w:themeColor="accent2"/>
+          <w:lang w:val="en-US"/>
+        </w:rPr>
+        <w:t>orderItems</w:t>
+      </w:r>
+      <w:proofErr w:type="spellEnd"/>
+      <w:r>
+        <w:rPr>
+          <w:b/>
+          <w:bCs/>
+          <w:i/>
+          <w:iCs/>
+          <w:color w:val="ED7D31" w:themeColor="accent2"/>
+          <w:lang w:val="en-US"/>
+        </w:rPr>
+        <w:t>[</w:t>
+      </w:r>
+      <w:proofErr w:type="spellStart"/>
+      <w:r>
+        <w:rPr>
+          <w:b/>
+          <w:bCs/>
+          <w:i/>
+          <w:iCs/>
+          <w:color w:val="ED7D31" w:themeColor="accent2"/>
+          <w:lang w:val="en-US"/>
+        </w:rPr>
+        <w:t>i</w:t>
+      </w:r>
+      <w:proofErr w:type="spellEnd"/>
+      <w:r>
+        <w:rPr>
+          <w:b/>
+          <w:bCs/>
+          <w:i/>
+          <w:iCs/>
+          <w:color w:val="ED7D31" w:themeColor="accent2"/>
+          <w:lang w:val="en-US"/>
+        </w:rPr>
+        <w:t>].</w:t>
       </w:r>
       <w:r>
         <w:rPr>
@@ -927,16 +1084,53 @@
         </w:rPr>
         <w:t>$</w:t>
       </w:r>
-      <w:r>
-        <w:rPr>
-          <w:b/>
-          <w:bCs/>
-          <w:i/>
-          <w:iCs/>
-          <w:color w:val="ED7D31" w:themeColor="accent2"/>
-          <w:lang w:val="en-US"/>
-        </w:rPr>
-        <w:t>json.orderItems[i].</w:t>
+      <w:proofErr w:type="spellStart"/>
+      <w:r>
+        <w:rPr>
+          <w:b/>
+          <w:bCs/>
+          <w:i/>
+          <w:iCs/>
+          <w:color w:val="ED7D31" w:themeColor="accent2"/>
+          <w:lang w:val="en-US"/>
+        </w:rPr>
+        <w:t>orderItems</w:t>
+      </w:r>
+      <w:proofErr w:type="spellEnd"/>
+      <w:r>
+        <w:rPr>
+          <w:b/>
+          <w:bCs/>
+          <w:i/>
+          <w:iCs/>
+          <w:color w:val="ED7D31" w:themeColor="accent2"/>
+          <w:lang w:val="en-US"/>
+        </w:rPr>
+        <w:t>[</w:t>
+      </w:r>
+      <w:proofErr w:type="spellStart"/>
+      <w:r>
+        <w:rPr>
+          <w:b/>
+          <w:bCs/>
+          <w:i/>
+          <w:iCs/>
+          <w:color w:val="ED7D31" w:themeColor="accent2"/>
+          <w:lang w:val="en-US"/>
+        </w:rPr>
+        <w:t>i</w:t>
+      </w:r>
+      <w:proofErr w:type="spellEnd"/>
+      <w:r>
+        <w:rPr>
+          <w:b/>
+          <w:bCs/>
+          <w:i/>
+          <w:iCs/>
+          <w:color w:val="ED7D31" w:themeColor="accent2"/>
+          <w:lang w:val="en-US"/>
+        </w:rPr>
+        <w:t>].</w:t>
       </w:r>
       <w:r>
         <w:rPr>
@@ -994,14 +1188,45 @@
         </w:rPr>
         <w:t>$</w:t>
       </w:r>
-      <w:r>
-        <w:rPr>
-          <w:i/>
-          <w:iCs/>
-          <w:color w:val="ED7D31" w:themeColor="accent2"/>
-          <w:lang w:val="en-US"/>
-        </w:rPr>
-        <w:t>json.orderItems[i].</w:t>
+      <w:proofErr w:type="spellStart"/>
+      <w:r>
+        <w:rPr>
+          <w:i/>
+          <w:iCs/>
+          <w:color w:val="ED7D31" w:themeColor="accent2"/>
+          <w:lang w:val="en-US"/>
+        </w:rPr>
+        <w:t>orderItems</w:t>
+      </w:r>
+      <w:proofErr w:type="spellEnd"/>
+      <w:r>
+        <w:rPr>
+          <w:i/>
+          <w:iCs/>
+          <w:color w:val="ED7D31" w:themeColor="accent2"/>
+          <w:lang w:val="en-US"/>
+        </w:rPr>
+        <w:t>[</w:t>
+      </w:r>
+      <w:proofErr w:type="spellStart"/>
+      <w:r>
+        <w:rPr>
+          <w:i/>
+          <w:iCs/>
+          <w:color w:val="ED7D31" w:themeColor="accent2"/>
+          <w:lang w:val="en-US"/>
+        </w:rPr>
+        <w:t>i</w:t>
+      </w:r>
+      <w:proofErr w:type="spellEnd"/>
+      <w:r>
+        <w:rPr>
+          <w:i/>
+          <w:iCs/>
+          <w:color w:val="ED7D31" w:themeColor="accent2"/>
+          <w:lang w:val="en-US"/>
+        </w:rPr>
+        <w:t>].</w:t>
       </w:r>
       <w:r>
         <w:rPr>
@@ -1070,14 +1295,45 @@
         </w:rPr>
         <w:t>$</w:t>
       </w:r>
-      <w:r>
-        <w:rPr>
-          <w:i/>
-          <w:iCs/>
-          <w:color w:val="ED7D31" w:themeColor="accent2"/>
-          <w:lang w:val="en-US"/>
-        </w:rPr>
-        <w:t>json.orderItems[i].</w:t>
+      <w:proofErr w:type="spellStart"/>
+      <w:r>
+        <w:rPr>
+          <w:i/>
+          <w:iCs/>
+          <w:color w:val="ED7D31" w:themeColor="accent2"/>
+          <w:lang w:val="en-US"/>
+        </w:rPr>
+        <w:t>orderItems</w:t>
+      </w:r>
+      <w:proofErr w:type="spellEnd"/>
+      <w:r>
+        <w:rPr>
+          <w:i/>
+          <w:iCs/>
+          <w:color w:val="ED7D31" w:themeColor="accent2"/>
+          <w:lang w:val="en-US"/>
+        </w:rPr>
+        <w:t>[</w:t>
+      </w:r>
+      <w:proofErr w:type="spellStart"/>
+      <w:r>
+        <w:rPr>
+          <w:i/>
+          <w:iCs/>
+          <w:color w:val="ED7D31" w:themeColor="accent2"/>
+          <w:lang w:val="en-US"/>
+        </w:rPr>
+        <w:t>i</w:t>
+      </w:r>
+      <w:proofErr w:type="spellEnd"/>
+      <w:r>
+        <w:rPr>
+          <w:i/>
+          <w:iCs/>
+          <w:color w:val="ED7D31" w:themeColor="accent2"/>
+          <w:lang w:val="en-US"/>
+        </w:rPr>
+        <w:t>].</w:t>
       </w:r>
       <w:r>
         <w:rPr>
@@ -1165,81 +1421,57 @@
         <w:t>{{</w:t>
       </w:r>
       <w:r>
+        <w:t>$shippingMethod}</w:t>
+      </w:r>
+      <w:r>
+        <w:rPr>
+          <w:lang w:val="en-US"/>
+        </w:rPr>
+        <w:t>}</w:t>
+      </w:r>
+    </w:p>
+    <w:p>
+      <w:pPr>
+        <w:rPr>
+          <w:lang w:val="en-US"/>
+        </w:rPr>
+      </w:pPr>
+      <w:r>
+        <w:t xml:space="preserve">Estimated Delivery: </w:t>
+      </w:r>
+      <w:r>
+        <w:rPr>
+          <w:lang w:val="en-US"/>
+        </w:rPr>
+        <w:t>{{</w:t>
+      </w:r>
+      <w:r>
+        <w:t>$deliveryDate}</w:t>
+      </w:r>
+      <w:r>
+        <w:rPr>
+          <w:lang w:val="en-US"/>
+        </w:rPr>
+        <w:t>}</w:t>
+      </w:r>
+    </w:p>
+    <w:p>
+      <w:pPr>
+        <w:rPr>
+          <w:lang w:val="en-US"/>
+        </w:rPr>
+      </w:pPr>
+      <w:r>
+        <w:t xml:space="preserve">Tracking Number: </w:t>
+      </w:r>
+      <w:r>
+        <w:rPr>
+          <w:lang w:val="en-US"/>
+        </w:rPr>
+        <w:t>{{</w:t>
+      </w:r>
+      <w:r>
         <w:t>$</w:t>
-      </w:r>
-      <w:r>
-        <w:rPr>
-          <w:lang w:val="en-US"/>
-        </w:rPr>
-        <w:t>json.</w:t>
-      </w:r>
-      <w:r>
-        <w:t>shippingMethod}</w:t>
-      </w:r>
-      <w:r>
-        <w:rPr>
-          <w:lang w:val="en-US"/>
-        </w:rPr>
-        <w:t>}</w:t>
-      </w:r>
-    </w:p>
-    <w:p>
-      <w:pPr>
-        <w:rPr>
-          <w:lang w:val="en-US"/>
-        </w:rPr>
-      </w:pPr>
-      <w:r>
-        <w:t xml:space="preserve">Estimated Delivery: </w:t>
-      </w:r>
-      <w:r>
-        <w:rPr>
-          <w:lang w:val="en-US"/>
-        </w:rPr>
-        <w:t>{{</w:t>
-      </w:r>
-      <w:r>
-        <w:t>$</w:t>
-      </w:r>
-      <w:r>
-        <w:rPr>
-          <w:lang w:val="en-US"/>
-        </w:rPr>
-        <w:t>json.</w:t>
-      </w:r>
-      <w:r>
-        <w:t>deliveryDate}</w:t>
-      </w:r>
-      <w:r>
-        <w:rPr>
-          <w:lang w:val="en-US"/>
-        </w:rPr>
-        <w:t>}</w:t>
-      </w:r>
-    </w:p>
-    <w:p>
-      <w:pPr>
-        <w:rPr>
-          <w:lang w:val="en-US"/>
-        </w:rPr>
-      </w:pPr>
-      <w:r>
-        <w:t xml:space="preserve">Tracking Number: </w:t>
-      </w:r>
-      <w:r>
-        <w:rPr>
-          <w:lang w:val="en-US"/>
-        </w:rPr>
-        <w:t>{{</w:t>
-      </w:r>
-      <w:r>
-        <w:t>$</w:t>
-      </w:r>
-      <w:r>
-        <w:rPr>
-          <w:lang w:val="en-US"/>
-        </w:rPr>
-        <w:t>json.</w:t>
       </w:r>
       <w:r>
         <w:t>trackingNumber}</w:t>
@@ -1282,12 +1514,6 @@
         <w:t>$</w:t>
       </w:r>
       <w:r>
-        <w:rPr>
-          <w:lang w:val="en-US"/>
-        </w:rPr>
-        <w:t>json.</w:t>
-      </w:r>
-      <w:r>
         <w:t>paymentMethod}</w:t>
       </w:r>
       <w:r>
@@ -1316,12 +1542,6 @@
         <w:t>$</w:t>
       </w:r>
       <w:r>
-        <w:rPr>
-          <w:lang w:val="en-US"/>
-        </w:rPr>
-        <w:t>json.</w:t>
-      </w:r>
-      <w:r>
         <w:t>transactionId}</w:t>
       </w:r>
       <w:r>
@@ -1362,12 +1582,6 @@
         <w:t>$</w:t>
       </w:r>
       <w:r>
-        <w:rPr>
-          <w:lang w:val="en-US"/>
-        </w:rPr>
-        <w:t>json.</w:t>
-      </w:r>
-      <w:r>
         <w:t>supportEmail}</w:t>
       </w:r>
       <w:r>
@@ -1391,12 +1605,6 @@
         <w:t>$</w:t>
       </w:r>
       <w:r>
-        <w:rPr>
-          <w:lang w:val="en-US"/>
-        </w:rPr>
-        <w:t>json.</w:t>
-      </w:r>
-      <w:r>
         <w:t>supportPhone}</w:t>
       </w:r>
       <w:r>
@@ -1451,24 +1659,7 @@
           <w:iCs/>
           <w:color w:val="4472C4" w:themeColor="accent1"/>
         </w:rPr>
-        <w:t>$</w:t>
-      </w:r>
-      <w:r>
-        <w:rPr>
-          <w:i/>
-          <w:iCs/>
-          <w:color w:val="4472C4" w:themeColor="accent1"/>
-          <w:lang w:val="en-US"/>
-        </w:rPr>
-        <w:t>json.</w:t>
-      </w:r>
-      <w:r>
-        <w:rPr>
-          <w:i/>
-          <w:iCs/>
-          <w:color w:val="4472C4" w:themeColor="accent1"/>
-        </w:rPr>
-        <w:t>companyName}</w:t>
+        <w:t>$companyName}</w:t>
       </w:r>
       <w:r>
         <w:rPr>
@@ -1503,24 +1694,7 @@
           <w:iCs/>
           <w:color w:val="4472C4" w:themeColor="accent1"/>
         </w:rPr>
-        <w:t>$</w:t>
-      </w:r>
-      <w:r>
-        <w:rPr>
-          <w:i/>
-          <w:iCs/>
-          <w:color w:val="4472C4" w:themeColor="accent1"/>
-          <w:lang w:val="en-US"/>
-        </w:rPr>
-        <w:t>json.</w:t>
-      </w:r>
-      <w:r>
-        <w:rPr>
-          <w:i/>
-          <w:iCs/>
-          <w:color w:val="4472C4" w:themeColor="accent1"/>
-        </w:rPr>
-        <w:t>companyAddress</w:t>
+        <w:t>$companyAddress</w:t>
       </w:r>
       <w:r>
         <w:rPr>
@@ -1572,24 +1746,7 @@
           <w:iCs/>
           <w:color w:val="4472C4" w:themeColor="accent1"/>
         </w:rPr>
-        <w:t>$</w:t>
-      </w:r>
-      <w:r>
-        <w:rPr>
-          <w:i/>
-          <w:iCs/>
-          <w:color w:val="4472C4" w:themeColor="accent1"/>
-          <w:lang w:val="en-US"/>
-        </w:rPr>
-        <w:t>json.</w:t>
-      </w:r>
-      <w:r>
-        <w:rPr>
-          <w:i/>
-          <w:iCs/>
-          <w:color w:val="4472C4" w:themeColor="accent1"/>
-        </w:rPr>
-        <w:t>companyWebsite}</w:t>
+        <w:t>$companyWebsite}</w:t>
       </w:r>
       <w:r>
         <w:rPr>

--- a/src/main/resources/templates/OrderTemplate.docx
+++ b/src/main/resources/templates/OrderTemplate.docx
@@ -197,7 +197,28 @@
           <w:iCs/>
           <w:color w:val="4472C4" w:themeColor="accent1"/>
         </w:rPr>
-        <w:t>customerName}</w:t>
+        <w:t>customerName</w:t>
+      </w:r>
+      <w:r>
+        <w:rPr>
+          <w:b/>
+          <w:bCs/>
+          <w:i/>
+          <w:iCs/>
+          <w:color w:val="4472C4" w:themeColor="accent1"/>
+          <w:lang w:val="en-US"/>
+        </w:rPr>
+        <w:t>1</w:t>
+      </w:r>
+      <w:r>
+        <w:rPr>
+          <w:b/>
+          <w:bCs/>
+          <w:i/>
+          <w:iCs/>
+          <w:color w:val="4472C4" w:themeColor="accent1"/>
+        </w:rPr>
+        <w:t>}</w:t>
       </w:r>
       <w:r>
         <w:rPr>
@@ -1763,6 +1784,388 @@
         <w:t>================================================================================</w:t>
       </w:r>
     </w:p>
+    <w:p/>
+    <w:tbl>
+      <w:tblPr>
+        <w:tblStyle w:val="TableGrid"/>
+        <w:tblW w:w="0" w:type="auto"/>
+        <w:tblLook w:val="04A0" w:firstRow="1" w:lastRow="0" w:firstColumn="1" w:lastColumn="0" w:noHBand="0" w:noVBand="1"/>
+      </w:tblPr>
+      <w:tblGrid>
+        <w:gridCol w:w="4096"/>
+        <w:gridCol w:w="2239"/>
+        <w:gridCol w:w="3015"/>
+      </w:tblGrid>
+      <w:tr>
+        <w:tc>
+          <w:tcPr>
+            <w:tcW w:w="3116" w:type="dxa"/>
+          </w:tcPr>
+          <w:p>
+            <w:pPr>
+              <w:rPr>
+                <w:lang w:val="en-US"/>
+              </w:rPr>
+            </w:pPr>
+            <w:r>
+              <w:rPr>
+                <w:lang w:val="en-US"/>
+              </w:rPr>
+              <w:t>Name</w:t>
+            </w:r>
+          </w:p>
+        </w:tc>
+        <w:tc>
+          <w:tcPr>
+            <w:tcW w:w="3117" w:type="dxa"/>
+          </w:tcPr>
+          <w:p>
+            <w:pPr>
+              <w:rPr>
+                <w:lang w:val="en-US"/>
+              </w:rPr>
+            </w:pPr>
+            <w:r>
+              <w:rPr>
+                <w:lang w:val="en-US"/>
+              </w:rPr>
+              <w:t>Quantity</w:t>
+            </w:r>
+          </w:p>
+        </w:tc>
+        <w:tc>
+          <w:tcPr>
+            <w:tcW w:w="3117" w:type="dxa"/>
+          </w:tcPr>
+          <w:p>
+            <w:pPr>
+              <w:rPr>
+                <w:lang w:val="en-US"/>
+              </w:rPr>
+            </w:pPr>
+            <w:r>
+              <w:rPr>
+                <w:lang w:val="en-US"/>
+              </w:rPr>
+              <w:t>Price</w:t>
+            </w:r>
+          </w:p>
+        </w:tc>
+      </w:tr>
+      <w:tr>
+        <w:tc>
+          <w:tcPr>
+            <w:tcW w:w="3116" w:type="dxa"/>
+          </w:tcPr>
+          <w:p>
+            <w:pPr>
+              <w:pStyle w:val="NoSpacing"/>
+              <w:rPr>
+                <w:color w:val="000000" w:themeColor="text1"/>
+                <w:lang w:val="en-US"/>
+              </w:rPr>
+            </w:pPr>
+            <w:r>
+              <w:rPr>
+                <w:color w:val="000000" w:themeColor="text1"/>
+                <w:lang w:val="en-US"/>
+              </w:rPr>
+              <w:t>{</w:t>
+            </w:r>
+            <w:r>
+              <w:rPr>
+                <w:color w:val="000000" w:themeColor="text1"/>
+              </w:rPr>
+              <w:t>{#</w:t>
+            </w:r>
+            <w:proofErr w:type="gramStart"/>
+            <w:r>
+              <w:rPr>
+                <w:color w:val="000000" w:themeColor="text1"/>
+              </w:rPr>
+              <w:t>loop</w:t>
+            </w:r>
+            <w:r>
+              <w:rPr>
+                <w:color w:val="000000" w:themeColor="text1"/>
+                <w:lang w:val="en-US"/>
+              </w:rPr>
+              <w:t>:$</w:t>
+            </w:r>
+            <w:proofErr w:type="gramEnd"/>
+            <w:r>
+              <w:rPr>
+                <w:color w:val="000000" w:themeColor="text1"/>
+              </w:rPr>
+              <w:t>orderItems}</w:t>
+            </w:r>
+            <w:r>
+              <w:rPr>
+                <w:color w:val="000000" w:themeColor="text1"/>
+                <w:lang w:val="en-US"/>
+              </w:rPr>
+              <w:t>}{{</w:t>
+            </w:r>
+            <w:r>
+              <w:rPr>
+                <w:color w:val="000000" w:themeColor="text1"/>
+              </w:rPr>
+              <w:t>$</w:t>
+            </w:r>
+            <w:proofErr w:type="spellStart"/>
+            <w:r>
+              <w:rPr>
+                <w:color w:val="000000" w:themeColor="text1"/>
+                <w:lang w:val="en-US"/>
+              </w:rPr>
+              <w:t>orderItems</w:t>
+            </w:r>
+            <w:proofErr w:type="spellEnd"/>
+            <w:r>
+              <w:rPr>
+                <w:color w:val="000000" w:themeColor="text1"/>
+                <w:lang w:val="en-US"/>
+              </w:rPr>
+              <w:t>[</w:t>
+            </w:r>
+            <w:proofErr w:type="spellStart"/>
+            <w:r>
+              <w:rPr>
+                <w:color w:val="000000" w:themeColor="text1"/>
+                <w:lang w:val="en-US"/>
+              </w:rPr>
+              <w:t>i</w:t>
+            </w:r>
+            <w:proofErr w:type="spellEnd"/>
+            <w:r>
+              <w:rPr>
+                <w:color w:val="000000" w:themeColor="text1"/>
+                <w:lang w:val="en-US"/>
+              </w:rPr>
+              <w:t>].</w:t>
+            </w:r>
+            <w:r>
+              <w:rPr>
+                <w:color w:val="000000" w:themeColor="text1"/>
+              </w:rPr>
+              <w:t>itemName}</w:t>
+            </w:r>
+            <w:r>
+              <w:rPr>
+                <w:color w:val="000000" w:themeColor="text1"/>
+                <w:lang w:val="en-US"/>
+              </w:rPr>
+              <w:t>}</w:t>
+            </w:r>
+          </w:p>
+        </w:tc>
+        <w:tc>
+          <w:tcPr>
+            <w:tcW w:w="3117" w:type="dxa"/>
+          </w:tcPr>
+          <w:p>
+            <w:pPr>
+              <w:rPr>
+                <w:i/>
+                <w:iCs/>
+                <w:color w:val="000000" w:themeColor="text1"/>
+                <w:lang w:val="en-US"/>
+              </w:rPr>
+            </w:pPr>
+            <w:r>
+              <w:rPr>
+                <w:i/>
+                <w:iCs/>
+                <w:color w:val="000000" w:themeColor="text1"/>
+                <w:lang w:val="en-US"/>
+              </w:rPr>
+              <w:t>{{</w:t>
+            </w:r>
+            <w:r>
+              <w:rPr>
+                <w:i/>
+                <w:iCs/>
+                <w:color w:val="000000" w:themeColor="text1"/>
+              </w:rPr>
+              <w:t>$</w:t>
+            </w:r>
+            <w:proofErr w:type="spellStart"/>
+            <w:r>
+              <w:rPr>
+                <w:i/>
+                <w:iCs/>
+                <w:color w:val="000000" w:themeColor="text1"/>
+                <w:lang w:val="en-US"/>
+              </w:rPr>
+              <w:t>orderItems</w:t>
+            </w:r>
+            <w:proofErr w:type="spellEnd"/>
+            <w:r>
+              <w:rPr>
+                <w:i/>
+                <w:iCs/>
+                <w:color w:val="000000" w:themeColor="text1"/>
+                <w:lang w:val="en-US"/>
+              </w:rPr>
+              <w:t>[</w:t>
+            </w:r>
+            <w:proofErr w:type="spellStart"/>
+            <w:r>
+              <w:rPr>
+                <w:i/>
+                <w:iCs/>
+                <w:color w:val="000000" w:themeColor="text1"/>
+                <w:lang w:val="en-US"/>
+              </w:rPr>
+              <w:t>i</w:t>
+            </w:r>
+            <w:proofErr w:type="spellEnd"/>
+            <w:proofErr w:type="gramStart"/>
+            <w:r>
+              <w:rPr>
+                <w:i/>
+                <w:iCs/>
+                <w:color w:val="000000" w:themeColor="text1"/>
+                <w:lang w:val="en-US"/>
+              </w:rPr>
+              <w:t>].</w:t>
+            </w:r>
+            <w:r>
+              <w:rPr>
+                <w:i/>
+                <w:iCs/>
+                <w:color w:val="000000" w:themeColor="text1"/>
+              </w:rPr>
+              <w:t>quantity</w:t>
+            </w:r>
+            <w:proofErr w:type="gramEnd"/>
+            <w:r>
+              <w:rPr>
+                <w:i/>
+                <w:iCs/>
+                <w:color w:val="000000" w:themeColor="text1"/>
+              </w:rPr>
+              <w:t>}</w:t>
+            </w:r>
+            <w:r>
+              <w:rPr>
+                <w:i/>
+                <w:iCs/>
+                <w:color w:val="000000" w:themeColor="text1"/>
+                <w:lang w:val="en-US"/>
+              </w:rPr>
+              <w:t>}</w:t>
+            </w:r>
+          </w:p>
+        </w:tc>
+        <w:tc>
+          <w:tcPr>
+            <w:tcW w:w="3117" w:type="dxa"/>
+          </w:tcPr>
+          <w:p>
+            <w:pPr>
+              <w:rPr>
+                <w:color w:val="000000" w:themeColor="text1"/>
+              </w:rPr>
+            </w:pPr>
+            <w:r>
+              <w:rPr>
+                <w:i/>
+                <w:iCs/>
+                <w:color w:val="000000" w:themeColor="text1"/>
+                <w:lang w:val="en-US"/>
+              </w:rPr>
+              <w:t>{{</w:t>
+            </w:r>
+            <w:r>
+              <w:rPr>
+                <w:i/>
+                <w:iCs/>
+                <w:color w:val="000000" w:themeColor="text1"/>
+              </w:rPr>
+              <w:t>$</w:t>
+            </w:r>
+            <w:proofErr w:type="spellStart"/>
+            <w:r>
+              <w:rPr>
+                <w:i/>
+                <w:iCs/>
+                <w:color w:val="000000" w:themeColor="text1"/>
+                <w:lang w:val="en-US"/>
+              </w:rPr>
+              <w:t>orderItems</w:t>
+            </w:r>
+            <w:proofErr w:type="spellEnd"/>
+            <w:r>
+              <w:rPr>
+                <w:i/>
+                <w:iCs/>
+                <w:color w:val="000000" w:themeColor="text1"/>
+                <w:lang w:val="en-US"/>
+              </w:rPr>
+              <w:t>[</w:t>
+            </w:r>
+            <w:proofErr w:type="spellStart"/>
+            <w:r>
+              <w:rPr>
+                <w:i/>
+                <w:iCs/>
+                <w:color w:val="000000" w:themeColor="text1"/>
+                <w:lang w:val="en-US"/>
+              </w:rPr>
+              <w:t>i</w:t>
+            </w:r>
+            <w:proofErr w:type="spellEnd"/>
+            <w:proofErr w:type="gramStart"/>
+            <w:r>
+              <w:rPr>
+                <w:i/>
+                <w:iCs/>
+                <w:color w:val="000000" w:themeColor="text1"/>
+                <w:lang w:val="en-US"/>
+              </w:rPr>
+              <w:t>].</w:t>
+            </w:r>
+            <w:r>
+              <w:rPr>
+                <w:i/>
+                <w:iCs/>
+                <w:color w:val="000000" w:themeColor="text1"/>
+              </w:rPr>
+              <w:t>unitPrice</w:t>
+            </w:r>
+            <w:proofErr w:type="gramEnd"/>
+            <w:r>
+              <w:rPr>
+                <w:i/>
+                <w:iCs/>
+                <w:color w:val="000000" w:themeColor="text1"/>
+              </w:rPr>
+              <w:t>}</w:t>
+            </w:r>
+            <w:r>
+              <w:rPr>
+                <w:i/>
+                <w:iCs/>
+                <w:color w:val="000000" w:themeColor="text1"/>
+                <w:lang w:val="en-US"/>
+              </w:rPr>
+              <w:t>}</w:t>
+            </w:r>
+            <w:r>
+              <w:rPr>
+                <w:i/>
+                <w:iCs/>
+                <w:color w:val="000000" w:themeColor="text1"/>
+                <w:lang w:val="en-US"/>
+              </w:rPr>
+              <w:t>{{#/loop}}</w:t>
+            </w:r>
+          </w:p>
+        </w:tc>
+      </w:tr>
+    </w:tbl>
+    <w:p/>
     <w:sectPr>
       <w:pgSz w:w="12240" w:h="15840"/>
       <w:pgMar w:top="1440" w:right="1440" w:bottom="1440" w:left="1440" w:header="708" w:footer="708" w:gutter="0"/>
@@ -2303,6 +2706,22 @@
     <w:qFormat/>
     <w:rsid w:val="00C47837"/>
   </w:style>
+  <w:style w:type="table" w:styleId="TableGrid">
+    <w:name w:val="Table Grid"/>
+    <w:basedOn w:val="TableNormal"/>
+    <w:uiPriority w:val="39"/>
+    <w:rsid w:val="00E60367"/>
+    <w:tblPr>
+      <w:tblBorders>
+        <w:top w:val="single" w:sz="4" w:space="0" w:color="auto"/>
+        <w:left w:val="single" w:sz="4" w:space="0" w:color="auto"/>
+        <w:bottom w:val="single" w:sz="4" w:space="0" w:color="auto"/>
+        <w:right w:val="single" w:sz="4" w:space="0" w:color="auto"/>
+        <w:insideH w:val="single" w:sz="4" w:space="0" w:color="auto"/>
+        <w:insideV w:val="single" w:sz="4" w:space="0" w:color="auto"/>
+      </w:tblBorders>
+    </w:tblPr>
+  </w:style>
 </w:styles>
 </file>
 

--- a/src/main/resources/templates/OrderTemplate.docx
+++ b/src/main/resources/templates/OrderTemplate.docx
@@ -413,7 +413,6 @@
         </w:rPr>
         <w:t>#</w:t>
       </w:r>
-      <w:proofErr w:type="gramStart"/>
       <w:r>
         <w:t>checkbox:</w:t>
       </w:r>
@@ -423,7 +422,6 @@
         </w:rPr>
         <w:t>$</w:t>
       </w:r>
-      <w:proofErr w:type="gramEnd"/>
       <w:r>
         <w:t>gender:male</w:t>
       </w:r>
@@ -468,11 +466,9 @@
         </w:rPr>
         <w:t>$</w:t>
       </w:r>
-      <w:proofErr w:type="gramStart"/>
       <w:r>
         <w:t>gender:female</w:t>
       </w:r>
-      <w:proofErr w:type="gramEnd"/>
       <w:r>
         <w:rPr>
           <w:lang w:val="en-US"/>
@@ -506,7 +502,6 @@
         </w:rPr>
         <w:t>#</w:t>
       </w:r>
-      <w:proofErr w:type="gramStart"/>
       <w:r>
         <w:t>radio:</w:t>
       </w:r>
@@ -516,7 +511,6 @@
         </w:rPr>
         <w:t>$</w:t>
       </w:r>
-      <w:proofErr w:type="gramEnd"/>
       <w:r>
         <w:t>gender:male}</w:t>
       </w:r>
@@ -561,11 +555,9 @@
         </w:rPr>
         <w:t>$</w:t>
       </w:r>
-      <w:proofErr w:type="gramStart"/>
       <w:r>
         <w:t>gender:female</w:t>
       </w:r>
-      <w:proofErr w:type="gramEnd"/>
       <w:r>
         <w:rPr>
           <w:lang w:val="en-US"/>
@@ -621,11 +613,7 @@
         <w:t>{</w:t>
       </w:r>
       <w:r>
-        <w:t>{#</w:t>
-      </w:r>
-      <w:proofErr w:type="gramStart"/>
-      <w:r>
-        <w:t>loop</w:t>
+        <w:t>{#loop</w:t>
       </w:r>
       <w:r>
         <w:rPr>
@@ -633,7 +621,6 @@
         </w:rPr>
         <w:t>:$</w:t>
       </w:r>
-      <w:proofErr w:type="gramEnd"/>
       <w:r>
         <w:t>orderItems</w:t>
       </w:r>
@@ -1792,9 +1779,9 @@
         <w:tblLook w:val="04A0" w:firstRow="1" w:lastRow="0" w:firstColumn="1" w:lastColumn="0" w:noHBand="0" w:noVBand="1"/>
       </w:tblPr>
       <w:tblGrid>
-        <w:gridCol w:w="4096"/>
-        <w:gridCol w:w="2239"/>
-        <w:gridCol w:w="3015"/>
+        <w:gridCol w:w="4809"/>
+        <w:gridCol w:w="1011"/>
+        <w:gridCol w:w="3530"/>
       </w:tblGrid>
       <w:tr>
         <w:tc>
@@ -1825,12 +1812,6 @@
                 <w:lang w:val="en-US"/>
               </w:rPr>
             </w:pPr>
-            <w:r>
-              <w:rPr>
-                <w:lang w:val="en-US"/>
-              </w:rPr>
-              <w:t>Quantity</w:t>
-            </w:r>
           </w:p>
         </w:tc>
         <w:tc>
@@ -1843,12 +1824,6 @@
                 <w:lang w:val="en-US"/>
               </w:rPr>
             </w:pPr>
-            <w:r>
-              <w:rPr>
-                <w:lang w:val="en-US"/>
-              </w:rPr>
-              <w:t>Price</w:t>
-            </w:r>
           </w:p>
         </w:tc>
       </w:tr>
@@ -1876,14 +1851,7 @@
               <w:rPr>
                 <w:color w:val="000000" w:themeColor="text1"/>
               </w:rPr>
-              <w:t>{#</w:t>
-            </w:r>
-            <w:proofErr w:type="gramStart"/>
-            <w:r>
-              <w:rPr>
-                <w:color w:val="000000" w:themeColor="text1"/>
-              </w:rPr>
-              <w:t>loop</w:t>
+              <w:t>{#loop</w:t>
             </w:r>
             <w:r>
               <w:rPr>
@@ -1892,7 +1860,6 @@
               </w:rPr>
               <w:t>:$</w:t>
             </w:r>
-            <w:proofErr w:type="gramEnd"/>
             <w:r>
               <w:rPr>
                 <w:color w:val="000000" w:themeColor="text1"/>
@@ -1974,87 +1941,9 @@
             </w:pPr>
             <w:r>
               <w:rPr>
-                <w:i/>
-                <w:iCs/>
-                <w:color w:val="000000" w:themeColor="text1"/>
-                <w:lang w:val="en-US"/>
-              </w:rPr>
-              <w:t>{{</w:t>
-            </w:r>
-            <w:r>
-              <w:rPr>
-                <w:i/>
-                <w:iCs/>
-                <w:color w:val="000000" w:themeColor="text1"/>
-              </w:rPr>
-              <w:t>$</w:t>
-            </w:r>
-            <w:proofErr w:type="spellStart"/>
-            <w:r>
-              <w:rPr>
-                <w:i/>
-                <w:iCs/>
-                <w:color w:val="000000" w:themeColor="text1"/>
-                <w:lang w:val="en-US"/>
-              </w:rPr>
-              <w:t>orderItems</w:t>
-            </w:r>
-            <w:proofErr w:type="spellEnd"/>
-            <w:r>
-              <w:rPr>
-                <w:i/>
-                <w:iCs/>
-                <w:color w:val="000000" w:themeColor="text1"/>
-                <w:lang w:val="en-US"/>
-              </w:rPr>
-              <w:t>[</w:t>
-            </w:r>
-            <w:proofErr w:type="spellStart"/>
-            <w:r>
-              <w:rPr>
-                <w:i/>
-                <w:iCs/>
-                <w:color w:val="000000" w:themeColor="text1"/>
-                <w:lang w:val="en-US"/>
-              </w:rPr>
-              <w:t>i</w:t>
-            </w:r>
-            <w:proofErr w:type="spellEnd"/>
-            <w:proofErr w:type="gramStart"/>
-            <w:r>
-              <w:rPr>
-                <w:i/>
-                <w:iCs/>
-                <w:color w:val="000000" w:themeColor="text1"/>
-                <w:lang w:val="en-US"/>
-              </w:rPr>
-              <w:t>].</w:t>
-            </w:r>
-            <w:r>
-              <w:rPr>
-                <w:i/>
-                <w:iCs/>
-                <w:color w:val="000000" w:themeColor="text1"/>
-              </w:rPr>
-              <w:t>quantity</w:t>
-            </w:r>
-            <w:proofErr w:type="gramEnd"/>
-            <w:r>
-              <w:rPr>
-                <w:i/>
-                <w:iCs/>
-                <w:color w:val="000000" w:themeColor="text1"/>
-              </w:rPr>
-              <w:t>}</w:t>
-            </w:r>
-            <w:r>
-              <w:rPr>
-                <w:i/>
-                <w:iCs/>
-                <w:color w:val="000000" w:themeColor="text1"/>
-                <w:lang w:val="en-US"/>
-              </w:rPr>
-              <w:t>}</w:t>
+                <w:lang w:val="en-US"/>
+              </w:rPr>
+              <w:t>Quantity</w:t>
             </w:r>
           </w:p>
         </w:tc>
@@ -2116,7 +2005,6 @@
               <w:t>i</w:t>
             </w:r>
             <w:proofErr w:type="spellEnd"/>
-            <w:proofErr w:type="gramStart"/>
             <w:r>
               <w:rPr>
                 <w:i/>
@@ -2132,14 +2020,14 @@
                 <w:iCs/>
                 <w:color w:val="000000" w:themeColor="text1"/>
               </w:rPr>
-              <w:t>unitPrice</w:t>
-            </w:r>
-            <w:proofErr w:type="gramEnd"/>
-            <w:r>
-              <w:rPr>
-                <w:i/>
-                <w:iCs/>
-                <w:color w:val="000000" w:themeColor="text1"/>
+              <w:t>unitPrice}</w:t>
+            </w:r>
+            <w:r>
+              <w:rPr>
+                <w:i/>
+                <w:iCs/>
+                <w:color w:val="000000" w:themeColor="text1"/>
+                <w:lang w:val="en-US"/>
               </w:rPr>
               <w:t>}</w:t>
             </w:r>
@@ -2150,8 +2038,613 @@
                 <w:color w:val="000000" w:themeColor="text1"/>
                 <w:lang w:val="en-US"/>
               </w:rPr>
+              <w:t>{{#/loop}}</w:t>
+            </w:r>
+          </w:p>
+        </w:tc>
+      </w:tr>
+      <w:tr>
+        <w:tc>
+          <w:tcPr>
+            <w:tcW w:w="3116" w:type="dxa"/>
+          </w:tcPr>
+          <w:p>
+            <w:pPr>
+              <w:pStyle w:val="NoSpacing"/>
+              <w:rPr>
+                <w:color w:val="000000" w:themeColor="text1"/>
+                <w:lang w:val="en-US"/>
+              </w:rPr>
+            </w:pPr>
+            <w:r>
+              <w:rPr>
+                <w:i/>
+                <w:iCs/>
+                <w:color w:val="000000" w:themeColor="text1"/>
+                <w:lang w:val="en-US"/>
+              </w:rPr>
+              <w:t>{{</w:t>
+            </w:r>
+            <w:r>
+              <w:rPr>
+                <w:i/>
+                <w:iCs/>
+                <w:color w:val="000000" w:themeColor="text1"/>
+              </w:rPr>
+              <w:t>$</w:t>
+            </w:r>
+            <w:proofErr w:type="spellStart"/>
+            <w:r>
+              <w:rPr>
+                <w:i/>
+                <w:iCs/>
+                <w:color w:val="000000" w:themeColor="text1"/>
+                <w:lang w:val="en-US"/>
+              </w:rPr>
+              <w:t>orderItems</w:t>
+            </w:r>
+            <w:proofErr w:type="spellEnd"/>
+            <w:r>
+              <w:rPr>
+                <w:i/>
+                <w:iCs/>
+                <w:color w:val="000000" w:themeColor="text1"/>
+                <w:lang w:val="en-US"/>
+              </w:rPr>
+              <w:t>[</w:t>
+            </w:r>
+            <w:r>
+              <w:rPr>
+                <w:i/>
+                <w:iCs/>
+                <w:color w:val="000000" w:themeColor="text1"/>
+                <w:lang w:val="en-US"/>
+              </w:rPr>
+              <w:t>2</w:t>
+            </w:r>
+            <w:r>
+              <w:rPr>
+                <w:i/>
+                <w:iCs/>
+                <w:color w:val="000000" w:themeColor="text1"/>
+                <w:lang w:val="en-US"/>
+              </w:rPr>
+              <w:t>].</w:t>
+            </w:r>
+            <w:r>
+              <w:rPr>
+                <w:i/>
+                <w:iCs/>
+                <w:color w:val="000000" w:themeColor="text1"/>
+              </w:rPr>
+              <w:t>quantity}</w:t>
+            </w:r>
+            <w:r>
+              <w:rPr>
+                <w:i/>
+                <w:iCs/>
+                <w:color w:val="000000" w:themeColor="text1"/>
+                <w:lang w:val="en-US"/>
+              </w:rPr>
               <w:t>}</w:t>
             </w:r>
+          </w:p>
+        </w:tc>
+        <w:tc>
+          <w:tcPr>
+            <w:tcW w:w="3117" w:type="dxa"/>
+          </w:tcPr>
+          <w:p>
+            <w:pPr>
+              <w:rPr>
+                <w:i/>
+                <w:iCs/>
+                <w:color w:val="000000" w:themeColor="text1"/>
+                <w:lang w:val="en-US"/>
+              </w:rPr>
+            </w:pPr>
+            <w:r>
+              <w:rPr>
+                <w:lang w:val="en-US"/>
+              </w:rPr>
+              <w:t>Price</w:t>
+            </w:r>
+          </w:p>
+        </w:tc>
+        <w:tc>
+          <w:tcPr>
+            <w:tcW w:w="3117" w:type="dxa"/>
+          </w:tcPr>
+          <w:p>
+            <w:pPr>
+              <w:rPr>
+                <w:i/>
+                <w:iCs/>
+                <w:color w:val="000000" w:themeColor="text1"/>
+                <w:lang w:val="en-US"/>
+              </w:rPr>
+            </w:pPr>
+          </w:p>
+        </w:tc>
+      </w:tr>
+    </w:tbl>
+    <w:p/>
+    <w:p/>
+    <w:tbl>
+      <w:tblPr>
+        <w:tblStyle w:val="TableGrid"/>
+        <w:tblW w:w="0" w:type="auto"/>
+        <w:tblLook w:val="04A0" w:firstRow="1" w:lastRow="0" w:firstColumn="1" w:lastColumn="0" w:noHBand="0" w:noVBand="1"/>
+      </w:tblPr>
+      <w:tblGrid>
+        <w:gridCol w:w="3116"/>
+        <w:gridCol w:w="3117"/>
+        <w:gridCol w:w="3117"/>
+      </w:tblGrid>
+      <w:tr>
+        <w:tc>
+          <w:tcPr>
+            <w:tcW w:w="3116" w:type="dxa"/>
+          </w:tcPr>
+          <w:p>
+            <w:pPr>
+              <w:rPr>
+                <w:lang w:val="en-US"/>
+              </w:rPr>
+            </w:pPr>
+            <w:r>
+              <w:rPr>
+                <w:lang w:val="en-US"/>
+              </w:rPr>
+              <w:t>Name</w:t>
+            </w:r>
+          </w:p>
+        </w:tc>
+        <w:tc>
+          <w:tcPr>
+            <w:tcW w:w="3117" w:type="dxa"/>
+          </w:tcPr>
+          <w:p>
+            <w:pPr>
+              <w:rPr>
+                <w:lang w:val="en-US"/>
+              </w:rPr>
+            </w:pPr>
+            <w:r>
+              <w:rPr>
+                <w:lang w:val="en-US"/>
+              </w:rPr>
+              <w:t>Test</w:t>
+            </w:r>
+          </w:p>
+        </w:tc>
+        <w:tc>
+          <w:tcPr>
+            <w:tcW w:w="3117" w:type="dxa"/>
+          </w:tcPr>
+          <w:p>
+            <w:pPr>
+              <w:rPr>
+                <w:lang w:val="en-US"/>
+              </w:rPr>
+            </w:pPr>
+            <w:r>
+              <w:rPr>
+                <w:lang w:val="en-US"/>
+              </w:rPr>
+              <w:t>Comment</w:t>
+            </w:r>
+          </w:p>
+        </w:tc>
+      </w:tr>
+      <w:tr>
+        <w:tc>
+          <w:tcPr>
+            <w:tcW w:w="3116" w:type="dxa"/>
+          </w:tcPr>
+          <w:p>
+            <w:pPr>
+              <w:pStyle w:val="NoSpacing"/>
+              <w:rPr>
+                <w:color w:val="000000" w:themeColor="text1"/>
+                <w:lang w:val="en-US"/>
+              </w:rPr>
+            </w:pPr>
+            <w:r>
+              <w:rPr>
+                <w:color w:val="000000" w:themeColor="text1"/>
+                <w:lang w:val="en-US"/>
+              </w:rPr>
+              <w:t>{</w:t>
+            </w:r>
+            <w:r>
+              <w:rPr>
+                <w:color w:val="000000" w:themeColor="text1"/>
+              </w:rPr>
+              <w:t>{#loop</w:t>
+            </w:r>
+            <w:r>
+              <w:rPr>
+                <w:color w:val="000000" w:themeColor="text1"/>
+                <w:lang w:val="en-US"/>
+              </w:rPr>
+              <w:t>:$</w:t>
+            </w:r>
+            <w:r>
+              <w:rPr>
+                <w:color w:val="000000" w:themeColor="text1"/>
+              </w:rPr>
+              <w:t>orderItems}</w:t>
+            </w:r>
+            <w:r>
+              <w:rPr>
+                <w:color w:val="000000" w:themeColor="text1"/>
+                <w:lang w:val="en-US"/>
+              </w:rPr>
+              <w:t>}</w:t>
+            </w:r>
+            <w:r>
+              <w:rPr>
+                <w:lang w:val="en-US"/>
+              </w:rPr>
+              <w:t xml:space="preserve"> </w:t>
+            </w:r>
+            <w:r>
+              <w:rPr>
+                <w:b/>
+                <w:bCs/>
+                <w:lang w:val="en-US"/>
+              </w:rPr>
+              <w:t>Name</w:t>
+            </w:r>
+          </w:p>
+        </w:tc>
+        <w:tc>
+          <w:tcPr>
+            <w:tcW w:w="3117" w:type="dxa"/>
+          </w:tcPr>
+          <w:p>
+            <w:pPr>
+              <w:rPr>
+                <w:i/>
+                <w:iCs/>
+                <w:color w:val="000000" w:themeColor="text1"/>
+                <w:lang w:val="en-US"/>
+              </w:rPr>
+            </w:pPr>
+            <w:r>
+              <w:rPr>
+                <w:color w:val="000000" w:themeColor="text1"/>
+                <w:lang w:val="en-US"/>
+              </w:rPr>
+              <w:t>{{</w:t>
+            </w:r>
+            <w:r>
+              <w:rPr>
+                <w:color w:val="000000" w:themeColor="text1"/>
+              </w:rPr>
+              <w:t>$</w:t>
+            </w:r>
+            <w:proofErr w:type="spellStart"/>
+            <w:r>
+              <w:rPr>
+                <w:color w:val="000000" w:themeColor="text1"/>
+                <w:lang w:val="en-US"/>
+              </w:rPr>
+              <w:t>orderItems</w:t>
+            </w:r>
+            <w:proofErr w:type="spellEnd"/>
+            <w:r>
+              <w:rPr>
+                <w:color w:val="000000" w:themeColor="text1"/>
+                <w:lang w:val="en-US"/>
+              </w:rPr>
+              <w:t>[</w:t>
+            </w:r>
+            <w:proofErr w:type="spellStart"/>
+            <w:r>
+              <w:rPr>
+                <w:color w:val="000000" w:themeColor="text1"/>
+                <w:lang w:val="en-US"/>
+              </w:rPr>
+              <w:t>i</w:t>
+            </w:r>
+            <w:proofErr w:type="spellEnd"/>
+            <w:r>
+              <w:rPr>
+                <w:color w:val="000000" w:themeColor="text1"/>
+                <w:lang w:val="en-US"/>
+              </w:rPr>
+              <w:t>].</w:t>
+            </w:r>
+            <w:r>
+              <w:rPr>
+                <w:color w:val="000000" w:themeColor="text1"/>
+              </w:rPr>
+              <w:t>itemName}</w:t>
+            </w:r>
+            <w:r>
+              <w:rPr>
+                <w:color w:val="000000" w:themeColor="text1"/>
+                <w:lang w:val="en-US"/>
+              </w:rPr>
+              <w:t>}</w:t>
+            </w:r>
+          </w:p>
+        </w:tc>
+        <w:tc>
+          <w:tcPr>
+            <w:tcW w:w="3117" w:type="dxa"/>
+          </w:tcPr>
+          <w:p>
+            <w:pPr>
+              <w:rPr>
+                <w:color w:val="000000" w:themeColor="text1"/>
+              </w:rPr>
+            </w:pPr>
+          </w:p>
+        </w:tc>
+      </w:tr>
+      <w:tr>
+        <w:tc>
+          <w:tcPr>
+            <w:tcW w:w="3116" w:type="dxa"/>
+          </w:tcPr>
+          <w:p>
+            <w:pPr>
+              <w:pStyle w:val="NoSpacing"/>
+              <w:rPr>
+                <w:b/>
+                <w:bCs/>
+                <w:color w:val="000000" w:themeColor="text1"/>
+                <w:lang w:val="en-US"/>
+              </w:rPr>
+            </w:pPr>
+            <w:r>
+              <w:rPr>
+                <w:b/>
+                <w:bCs/>
+                <w:color w:val="000000" w:themeColor="text1"/>
+                <w:lang w:val="en-US"/>
+              </w:rPr>
+              <w:t>Quantity</w:t>
+            </w:r>
+          </w:p>
+        </w:tc>
+        <w:tc>
+          <w:tcPr>
+            <w:tcW w:w="3117" w:type="dxa"/>
+          </w:tcPr>
+          <w:p>
+            <w:pPr>
+              <w:rPr>
+                <w:i/>
+                <w:iCs/>
+                <w:color w:val="000000" w:themeColor="text1"/>
+                <w:lang w:val="en-US"/>
+              </w:rPr>
+            </w:pPr>
+            <w:r>
+              <w:rPr>
+                <w:i/>
+                <w:iCs/>
+                <w:color w:val="000000" w:themeColor="text1"/>
+                <w:lang w:val="en-US"/>
+              </w:rPr>
+              <w:t>{{</w:t>
+            </w:r>
+            <w:r>
+              <w:rPr>
+                <w:i/>
+                <w:iCs/>
+                <w:color w:val="000000" w:themeColor="text1"/>
+              </w:rPr>
+              <w:t>$</w:t>
+            </w:r>
+            <w:proofErr w:type="spellStart"/>
+            <w:r>
+              <w:rPr>
+                <w:i/>
+                <w:iCs/>
+                <w:color w:val="000000" w:themeColor="text1"/>
+                <w:lang w:val="en-US"/>
+              </w:rPr>
+              <w:t>orderItems</w:t>
+            </w:r>
+            <w:proofErr w:type="spellEnd"/>
+            <w:r>
+              <w:rPr>
+                <w:i/>
+                <w:iCs/>
+                <w:color w:val="000000" w:themeColor="text1"/>
+                <w:lang w:val="en-US"/>
+              </w:rPr>
+              <w:t>[</w:t>
+            </w:r>
+            <w:proofErr w:type="spellStart"/>
+            <w:r>
+              <w:rPr>
+                <w:i/>
+                <w:iCs/>
+                <w:color w:val="000000" w:themeColor="text1"/>
+                <w:lang w:val="en-US"/>
+              </w:rPr>
+              <w:t>i</w:t>
+            </w:r>
+            <w:proofErr w:type="spellEnd"/>
+            <w:r>
+              <w:rPr>
+                <w:i/>
+                <w:iCs/>
+                <w:color w:val="000000" w:themeColor="text1"/>
+                <w:lang w:val="en-US"/>
+              </w:rPr>
+              <w:t>].</w:t>
+            </w:r>
+            <w:r>
+              <w:rPr>
+                <w:i/>
+                <w:iCs/>
+                <w:color w:val="000000" w:themeColor="text1"/>
+              </w:rPr>
+              <w:t>quantity}</w:t>
+            </w:r>
+            <w:r>
+              <w:rPr>
+                <w:i/>
+                <w:iCs/>
+                <w:color w:val="000000" w:themeColor="text1"/>
+                <w:lang w:val="en-US"/>
+              </w:rPr>
+              <w:t>}</w:t>
+            </w:r>
+          </w:p>
+        </w:tc>
+        <w:tc>
+          <w:tcPr>
+            <w:tcW w:w="3117" w:type="dxa"/>
+          </w:tcPr>
+          <w:p>
+            <w:pPr>
+              <w:rPr>
+                <w:i/>
+                <w:iCs/>
+                <w:color w:val="000000" w:themeColor="text1"/>
+                <w:lang w:val="en-US"/>
+              </w:rPr>
+            </w:pPr>
+          </w:p>
+        </w:tc>
+      </w:tr>
+      <w:tr>
+        <w:tc>
+          <w:tcPr>
+            <w:tcW w:w="3116" w:type="dxa"/>
+          </w:tcPr>
+          <w:p>
+            <w:pPr>
+              <w:pStyle w:val="NoSpacing"/>
+              <w:rPr>
+                <w:b/>
+                <w:bCs/>
+                <w:i/>
+                <w:iCs/>
+                <w:color w:val="000000" w:themeColor="text1"/>
+                <w:lang w:val="en-US"/>
+              </w:rPr>
+            </w:pPr>
+            <w:r>
+              <w:rPr>
+                <w:b/>
+                <w:bCs/>
+                <w:i/>
+                <w:iCs/>
+                <w:color w:val="000000" w:themeColor="text1"/>
+                <w:lang w:val="en-US"/>
+              </w:rPr>
+              <w:t>Price</w:t>
+            </w:r>
+          </w:p>
+        </w:tc>
+        <w:tc>
+          <w:tcPr>
+            <w:tcW w:w="3117" w:type="dxa"/>
+          </w:tcPr>
+          <w:p>
+            <w:pPr>
+              <w:rPr>
+                <w:lang w:val="en-US"/>
+              </w:rPr>
+            </w:pPr>
+            <w:r>
+              <w:rPr>
+                <w:i/>
+                <w:iCs/>
+                <w:color w:val="000000" w:themeColor="text1"/>
+                <w:lang w:val="en-US"/>
+              </w:rPr>
+              <w:t>{{</w:t>
+            </w:r>
+            <w:r>
+              <w:rPr>
+                <w:i/>
+                <w:iCs/>
+                <w:color w:val="000000" w:themeColor="text1"/>
+              </w:rPr>
+              <w:t>$</w:t>
+            </w:r>
+            <w:proofErr w:type="spellStart"/>
+            <w:r>
+              <w:rPr>
+                <w:i/>
+                <w:iCs/>
+                <w:color w:val="000000" w:themeColor="text1"/>
+                <w:lang w:val="en-US"/>
+              </w:rPr>
+              <w:t>orderItems</w:t>
+            </w:r>
+            <w:proofErr w:type="spellEnd"/>
+            <w:r>
+              <w:rPr>
+                <w:i/>
+                <w:iCs/>
+                <w:color w:val="000000" w:themeColor="text1"/>
+                <w:lang w:val="en-US"/>
+              </w:rPr>
+              <w:t>[</w:t>
+            </w:r>
+            <w:proofErr w:type="spellStart"/>
+            <w:r>
+              <w:rPr>
+                <w:i/>
+                <w:iCs/>
+                <w:color w:val="000000" w:themeColor="text1"/>
+                <w:lang w:val="en-US"/>
+              </w:rPr>
+              <w:t>i</w:t>
+            </w:r>
+            <w:proofErr w:type="spellEnd"/>
+            <w:r>
+              <w:rPr>
+                <w:i/>
+                <w:iCs/>
+                <w:color w:val="000000" w:themeColor="text1"/>
+                <w:lang w:val="en-US"/>
+              </w:rPr>
+              <w:t>].</w:t>
+            </w:r>
+            <w:r>
+              <w:rPr>
+                <w:i/>
+                <w:iCs/>
+                <w:color w:val="000000" w:themeColor="text1"/>
+              </w:rPr>
+              <w:t>unitPrice}</w:t>
+            </w:r>
+            <w:r>
+              <w:rPr>
+                <w:i/>
+                <w:iCs/>
+                <w:color w:val="000000" w:themeColor="text1"/>
+                <w:lang w:val="en-US"/>
+              </w:rPr>
+              <w:t>}</w:t>
+            </w:r>
+          </w:p>
+        </w:tc>
+        <w:tc>
+          <w:tcPr>
+            <w:tcW w:w="3117" w:type="dxa"/>
+          </w:tcPr>
+          <w:p>
+            <w:pPr>
+              <w:rPr>
+                <w:i/>
+                <w:iCs/>
+                <w:color w:val="000000" w:themeColor="text1"/>
+                <w:lang w:val="en-US"/>
+              </w:rPr>
+            </w:pPr>
             <w:r>
               <w:rPr>
                 <w:i/>

--- a/src/main/resources/templates/OrderTemplate.docx
+++ b/src/main/resources/templates/OrderTemplate.docx
@@ -197,28 +197,7 @@
           <w:iCs/>
           <w:color w:val="4472C4" w:themeColor="accent1"/>
         </w:rPr>
-        <w:t>customerName</w:t>
-      </w:r>
-      <w:r>
-        <w:rPr>
-          <w:b/>
-          <w:bCs/>
-          <w:i/>
-          <w:iCs/>
-          <w:color w:val="4472C4" w:themeColor="accent1"/>
-          <w:lang w:val="en-US"/>
-        </w:rPr>
-        <w:t>1</w:t>
-      </w:r>
-      <w:r>
-        <w:rPr>
-          <w:b/>
-          <w:bCs/>
-          <w:i/>
-          <w:iCs/>
-          <w:color w:val="4472C4" w:themeColor="accent1"/>
-        </w:rPr>
-        <w:t>}</w:t>
+        <w:t>customerName}</w:t>
       </w:r>
       <w:r>
         <w:rPr>
@@ -413,6 +392,7 @@
         </w:rPr>
         <w:t>#</w:t>
       </w:r>
+      <w:proofErr w:type="gramStart"/>
       <w:r>
         <w:t>checkbox:</w:t>
       </w:r>
@@ -422,6 +402,7 @@
         </w:rPr>
         <w:t>$</w:t>
       </w:r>
+      <w:proofErr w:type="gramEnd"/>
       <w:r>
         <w:t>gender:male</w:t>
       </w:r>
@@ -466,9 +447,11 @@
         </w:rPr>
         <w:t>$</w:t>
       </w:r>
+      <w:proofErr w:type="gramStart"/>
       <w:r>
         <w:t>gender:female</w:t>
       </w:r>
+      <w:proofErr w:type="gramEnd"/>
       <w:r>
         <w:rPr>
           <w:lang w:val="en-US"/>
@@ -502,6 +485,7 @@
         </w:rPr>
         <w:t>#</w:t>
       </w:r>
+      <w:proofErr w:type="gramStart"/>
       <w:r>
         <w:t>radio:</w:t>
       </w:r>
@@ -511,6 +495,7 @@
         </w:rPr>
         <w:t>$</w:t>
       </w:r>
+      <w:proofErr w:type="gramEnd"/>
       <w:r>
         <w:t>gender:male}</w:t>
       </w:r>
@@ -555,9 +540,11 @@
         </w:rPr>
         <w:t>$</w:t>
       </w:r>
+      <w:proofErr w:type="gramStart"/>
       <w:r>
         <w:t>gender:female</w:t>
       </w:r>
+      <w:proofErr w:type="gramEnd"/>
       <w:r>
         <w:rPr>
           <w:lang w:val="en-US"/>
@@ -613,7 +600,11 @@
         <w:t>{</w:t>
       </w:r>
       <w:r>
-        <w:t>{#loop</w:t>
+        <w:t>{#</w:t>
+      </w:r>
+      <w:proofErr w:type="gramStart"/>
+      <w:r>
+        <w:t>loop</w:t>
       </w:r>
       <w:r>
         <w:rPr>
@@ -621,6 +612,7 @@
         </w:rPr>
         <w:t>:$</w:t>
       </w:r>
+      <w:proofErr w:type="gramEnd"/>
       <w:r>
         <w:t>orderItems</w:t>
       </w:r>
@@ -1724,6 +1716,9 @@
     </w:p>
     <w:p>
       <w:pPr>
+        <w:pBdr>
+          <w:bottom w:val="double" w:sz="6" w:space="1" w:color="auto"/>
+        </w:pBdr>
         <w:rPr>
           <w:i/>
           <w:iCs/>
@@ -1766,11 +1761,8 @@
         <w:t>}</w:t>
       </w:r>
     </w:p>
-    <w:p>
-      <w:r>
-        <w:t>================================================================================</w:t>
-      </w:r>
-    </w:p>
+    <w:p/>
+    <w:p/>
     <w:p/>
     <w:tbl>
       <w:tblPr>
@@ -1851,7 +1843,14 @@
               <w:rPr>
                 <w:color w:val="000000" w:themeColor="text1"/>
               </w:rPr>
-              <w:t>{#loop</w:t>
+              <w:t>{#</w:t>
+            </w:r>
+            <w:proofErr w:type="gramStart"/>
+            <w:r>
+              <w:rPr>
+                <w:color w:val="000000" w:themeColor="text1"/>
+              </w:rPr>
+              <w:t>loop</w:t>
             </w:r>
             <w:r>
               <w:rPr>
@@ -1860,6 +1859,7 @@
               </w:rPr>
               <w:t>:$</w:t>
             </w:r>
+            <w:proofErr w:type="gramEnd"/>
             <w:r>
               <w:rPr>
                 <w:color w:val="000000" w:themeColor="text1"/>
@@ -2005,6 +2005,7 @@
               <w:t>i</w:t>
             </w:r>
             <w:proofErr w:type="spellEnd"/>
+            <w:proofErr w:type="gramStart"/>
             <w:r>
               <w:rPr>
                 <w:i/>
@@ -2020,7 +2021,16 @@
                 <w:iCs/>
                 <w:color w:val="000000" w:themeColor="text1"/>
               </w:rPr>
-              <w:t>unitPrice}</w:t>
+              <w:t>unitPrice</w:t>
+            </w:r>
+            <w:proofErr w:type="gramEnd"/>
+            <w:r>
+              <w:rPr>
+                <w:i/>
+                <w:iCs/>
+                <w:color w:val="000000" w:themeColor="text1"/>
+              </w:rPr>
+              <w:t>}</w:t>
             </w:r>
             <w:r>
               <w:rPr>
@@ -2102,6 +2112,7 @@
               </w:rPr>
               <w:t>2</w:t>
             </w:r>
+            <w:proofErr w:type="gramStart"/>
             <w:r>
               <w:rPr>
                 <w:i/>
@@ -2117,7 +2128,16 @@
                 <w:iCs/>
                 <w:color w:val="000000" w:themeColor="text1"/>
               </w:rPr>
-              <w:t>quantity}</w:t>
+              <w:t>quantit</w:t>
+            </w:r>
+            <w:proofErr w:type="gramEnd"/>
+            <w:r>
+              <w:rPr>
+                <w:i/>
+                <w:iCs/>
+                <w:color w:val="000000" w:themeColor="text1"/>
+              </w:rPr>
+              <w:t>}</w:t>
             </w:r>
             <w:r>
               <w:rPr>
@@ -2261,7 +2281,14 @@
               <w:rPr>
                 <w:color w:val="000000" w:themeColor="text1"/>
               </w:rPr>
-              <w:t>{#loop</w:t>
+              <w:t>{#</w:t>
+            </w:r>
+            <w:proofErr w:type="gramStart"/>
+            <w:r>
+              <w:rPr>
+                <w:color w:val="000000" w:themeColor="text1"/>
+              </w:rPr>
+              <w:t>loop</w:t>
             </w:r>
             <w:r>
               <w:rPr>
@@ -2270,6 +2297,7 @@
               </w:rPr>
               <w:t>:$</w:t>
             </w:r>
+            <w:proofErr w:type="gramEnd"/>
             <w:r>
               <w:rPr>
                 <w:color w:val="000000" w:themeColor="text1"/>
@@ -2350,6 +2378,7 @@
               <w:t>i</w:t>
             </w:r>
             <w:proofErr w:type="spellEnd"/>
+            <w:proofErr w:type="gramStart"/>
             <w:r>
               <w:rPr>
                 <w:color w:val="000000" w:themeColor="text1"/>
@@ -2361,7 +2390,14 @@
               <w:rPr>
                 <w:color w:val="000000" w:themeColor="text1"/>
               </w:rPr>
-              <w:t>itemName}</w:t>
+              <w:t>itemName</w:t>
+            </w:r>
+            <w:proofErr w:type="gramEnd"/>
+            <w:r>
+              <w:rPr>
+                <w:color w:val="000000" w:themeColor="text1"/>
+              </w:rPr>
+              <w:t>}</w:t>
             </w:r>
             <w:r>
               <w:rPr>
@@ -2472,6 +2508,7 @@
               <w:t>i</w:t>
             </w:r>
             <w:proofErr w:type="spellEnd"/>
+            <w:proofErr w:type="gramStart"/>
             <w:r>
               <w:rPr>
                 <w:i/>
@@ -2487,7 +2524,16 @@
                 <w:iCs/>
                 <w:color w:val="000000" w:themeColor="text1"/>
               </w:rPr>
-              <w:t>quantity}</w:t>
+              <w:t>quantity</w:t>
+            </w:r>
+            <w:proofErr w:type="gramEnd"/>
+            <w:r>
+              <w:rPr>
+                <w:i/>
+                <w:iCs/>
+                <w:color w:val="000000" w:themeColor="text1"/>
+              </w:rPr>
+              <w:t>}</w:t>
             </w:r>
             <w:r>
               <w:rPr>
@@ -2604,6 +2650,7 @@
               <w:t>i</w:t>
             </w:r>
             <w:proofErr w:type="spellEnd"/>
+            <w:proofErr w:type="gramStart"/>
             <w:r>
               <w:rPr>
                 <w:i/>
@@ -2619,7 +2666,16 @@
                 <w:iCs/>
                 <w:color w:val="000000" w:themeColor="text1"/>
               </w:rPr>
-              <w:t>unitPrice}</w:t>
+              <w:t>unitPrice</w:t>
+            </w:r>
+            <w:proofErr w:type="gramEnd"/>
+            <w:r>
+              <w:rPr>
+                <w:i/>
+                <w:iCs/>
+                <w:color w:val="000000" w:themeColor="text1"/>
+              </w:rPr>
+              <w:t>}</w:t>
             </w:r>
             <w:r>
               <w:rPr>

--- a/src/main/resources/templates/OrderTemplate.docx
+++ b/src/main/resources/templates/OrderTemplate.docx
@@ -447,9 +447,18 @@
         </w:rPr>
         <w:t>$</w:t>
       </w:r>
+      <w:r>
+        <w:t>gender</w:t>
+      </w:r>
       <w:proofErr w:type="gramStart"/>
       <w:r>
-        <w:t>gender:female</w:t>
+        <w:rPr>
+          <w:lang w:val="en-US"/>
+        </w:rPr>
+        <w:t>1</w:t>
+      </w:r>
+      <w:r>
+        <w:t>:female</w:t>
       </w:r>
       <w:proofErr w:type="gramEnd"/>
       <w:r>
@@ -2110,9 +2119,17 @@
                 <w:color w:val="000000" w:themeColor="text1"/>
                 <w:lang w:val="en-US"/>
               </w:rPr>
-              <w:t>2</w:t>
-            </w:r>
-            <w:proofErr w:type="gramStart"/>
+              <w:t>3</w:t>
+            </w:r>
+            <w:r>
+              <w:rPr>
+                <w:i/>
+                <w:iCs/>
+                <w:color w:val="000000" w:themeColor="text1"/>
+                <w:lang w:val="en-US"/>
+              </w:rPr>
+              <w:t>0</w:t>
+            </w:r>
             <w:r>
               <w:rPr>
                 <w:i/>
@@ -2128,16 +2145,7 @@
                 <w:iCs/>
                 <w:color w:val="000000" w:themeColor="text1"/>
               </w:rPr>
-              <w:t>quantit</w:t>
-            </w:r>
-            <w:proofErr w:type="gramEnd"/>
-            <w:r>
-              <w:rPr>
-                <w:i/>
-                <w:iCs/>
-                <w:color w:val="000000" w:themeColor="text1"/>
-              </w:rPr>
-              <w:t>}</w:t>
+              <w:t>quantit}</w:t>
             </w:r>
             <w:r>
               <w:rPr>
@@ -2718,6 +2726,7 @@
     <w:sectPr>
       <w:pgSz w:w="12240" w:h="15840"/>
       <w:pgMar w:top="1440" w:right="1440" w:bottom="1440" w:left="1440" w:header="708" w:footer="708" w:gutter="0"/>
+      <w:lnNumType w:countBy="1" w:restart="continuous"/>
       <w:cols w:space="708"/>
       <w:docGrid w:linePitch="360"/>
     </w:sectPr>
@@ -3271,6 +3280,14 @@
       </w:tblBorders>
     </w:tblPr>
   </w:style>
+  <w:style w:type="character" w:styleId="LineNumber">
+    <w:name w:val="line number"/>
+    <w:basedOn w:val="DefaultParagraphFont"/>
+    <w:uiPriority w:val="99"/>
+    <w:semiHidden/>
+    <w:unhideWhenUsed/>
+    <w:rsid w:val="00012532"/>
+  </w:style>
 </w:styles>
 </file>
 

--- a/src/main/resources/templates/OrderTemplate.docx
+++ b/src/main/resources/templates/OrderTemplate.docx
@@ -392,7 +392,6 @@
         </w:rPr>
         <w:t>#</w:t>
       </w:r>
-      <w:proofErr w:type="gramStart"/>
       <w:r>
         <w:t>checkbox:</w:t>
       </w:r>
@@ -402,7 +401,6 @@
         </w:rPr>
         <w:t>$</w:t>
       </w:r>
-      <w:proofErr w:type="gramEnd"/>
       <w:r>
         <w:t>gender:male</w:t>
       </w:r>
@@ -450,7 +448,6 @@
       <w:r>
         <w:t>gender</w:t>
       </w:r>
-      <w:proofErr w:type="gramStart"/>
       <w:r>
         <w:rPr>
           <w:lang w:val="en-US"/>
@@ -460,7 +457,6 @@
       <w:r>
         <w:t>:female</w:t>
       </w:r>
-      <w:proofErr w:type="gramEnd"/>
       <w:r>
         <w:rPr>
           <w:lang w:val="en-US"/>
@@ -494,7 +490,6 @@
         </w:rPr>
         <w:t>#</w:t>
       </w:r>
-      <w:proofErr w:type="gramStart"/>
       <w:r>
         <w:t>radio:</w:t>
       </w:r>
@@ -504,7 +499,6 @@
         </w:rPr>
         <w:t>$</w:t>
       </w:r>
-      <w:proofErr w:type="gramEnd"/>
       <w:r>
         <w:t>gender:male}</w:t>
       </w:r>
@@ -549,11 +543,9 @@
         </w:rPr>
         <w:t>$</w:t>
       </w:r>
-      <w:proofErr w:type="gramStart"/>
       <w:r>
         <w:t>gender:female</w:t>
       </w:r>
-      <w:proofErr w:type="gramEnd"/>
       <w:r>
         <w:rPr>
           <w:lang w:val="en-US"/>
@@ -609,11 +601,7 @@
         <w:t>{</w:t>
       </w:r>
       <w:r>
-        <w:t>{#</w:t>
-      </w:r>
-      <w:proofErr w:type="gramStart"/>
-      <w:r>
-        <w:t>loop</w:t>
+        <w:t>{#loop</w:t>
       </w:r>
       <w:r>
         <w:rPr>
@@ -621,7 +609,6 @@
         </w:rPr>
         <w:t>:$</w:t>
       </w:r>
-      <w:proofErr w:type="gramEnd"/>
       <w:r>
         <w:t>orderItems</w:t>
       </w:r>
@@ -1852,14 +1839,7 @@
               <w:rPr>
                 <w:color w:val="000000" w:themeColor="text1"/>
               </w:rPr>
-              <w:t>{#</w:t>
-            </w:r>
-            <w:proofErr w:type="gramStart"/>
-            <w:r>
-              <w:rPr>
-                <w:color w:val="000000" w:themeColor="text1"/>
-              </w:rPr>
-              <w:t>loop</w:t>
+              <w:t>{#loop</w:t>
             </w:r>
             <w:r>
               <w:rPr>
@@ -1868,7 +1848,6 @@
               </w:rPr>
               <w:t>:$</w:t>
             </w:r>
-            <w:proofErr w:type="gramEnd"/>
             <w:r>
               <w:rPr>
                 <w:color w:val="000000" w:themeColor="text1"/>
@@ -2014,7 +1993,6 @@
               <w:t>i</w:t>
             </w:r>
             <w:proofErr w:type="spellEnd"/>
-            <w:proofErr w:type="gramStart"/>
             <w:r>
               <w:rPr>
                 <w:i/>
@@ -2030,16 +2008,7 @@
                 <w:iCs/>
                 <w:color w:val="000000" w:themeColor="text1"/>
               </w:rPr>
-              <w:t>unitPrice</w:t>
-            </w:r>
-            <w:proofErr w:type="gramEnd"/>
-            <w:r>
-              <w:rPr>
-                <w:i/>
-                <w:iCs/>
-                <w:color w:val="000000" w:themeColor="text1"/>
-              </w:rPr>
-              <w:t>}</w:t>
+              <w:t>unitPrice}</w:t>
             </w:r>
             <w:r>
               <w:rPr>
@@ -2119,16 +2088,7 @@
                 <w:color w:val="000000" w:themeColor="text1"/>
                 <w:lang w:val="en-US"/>
               </w:rPr>
-              <w:t>3</w:t>
-            </w:r>
-            <w:r>
-              <w:rPr>
-                <w:i/>
-                <w:iCs/>
-                <w:color w:val="000000" w:themeColor="text1"/>
-                <w:lang w:val="en-US"/>
-              </w:rPr>
-              <w:t>0</w:t>
+              <w:t>1</w:t>
             </w:r>
             <w:r>
               <w:rPr>
@@ -2145,7 +2105,24 @@
                 <w:iCs/>
                 <w:color w:val="000000" w:themeColor="text1"/>
               </w:rPr>
-              <w:t>quantit}</w:t>
+              <w:t>quantit</w:t>
+            </w:r>
+            <w:r>
+              <w:rPr>
+                <w:i/>
+                <w:iCs/>
+                <w:color w:val="000000" w:themeColor="text1"/>
+                <w:lang w:val="en-US"/>
+              </w:rPr>
+              <w:t>y</w:t>
+            </w:r>
+            <w:r>
+              <w:rPr>
+                <w:i/>
+                <w:iCs/>
+                <w:color w:val="000000" w:themeColor="text1"/>
+              </w:rPr>
+              <w:t>}</w:t>
             </w:r>
             <w:r>
               <w:rPr>
@@ -2289,14 +2266,7 @@
               <w:rPr>
                 <w:color w:val="000000" w:themeColor="text1"/>
               </w:rPr>
-              <w:t>{#</w:t>
-            </w:r>
-            <w:proofErr w:type="gramStart"/>
-            <w:r>
-              <w:rPr>
-                <w:color w:val="000000" w:themeColor="text1"/>
-              </w:rPr>
-              <w:t>loop</w:t>
+              <w:t>{#loop</w:t>
             </w:r>
             <w:r>
               <w:rPr>
@@ -2305,7 +2275,6 @@
               </w:rPr>
               <w:t>:$</w:t>
             </w:r>
-            <w:proofErr w:type="gramEnd"/>
             <w:r>
               <w:rPr>
                 <w:color w:val="000000" w:themeColor="text1"/>
@@ -2386,7 +2355,6 @@
               <w:t>i</w:t>
             </w:r>
             <w:proofErr w:type="spellEnd"/>
-            <w:proofErr w:type="gramStart"/>
             <w:r>
               <w:rPr>
                 <w:color w:val="000000" w:themeColor="text1"/>
@@ -2398,14 +2366,7 @@
               <w:rPr>
                 <w:color w:val="000000" w:themeColor="text1"/>
               </w:rPr>
-              <w:t>itemName</w:t>
-            </w:r>
-            <w:proofErr w:type="gramEnd"/>
-            <w:r>
-              <w:rPr>
-                <w:color w:val="000000" w:themeColor="text1"/>
-              </w:rPr>
-              <w:t>}</w:t>
+              <w:t>itemName}</w:t>
             </w:r>
             <w:r>
               <w:rPr>
@@ -2516,7 +2477,6 @@
               <w:t>i</w:t>
             </w:r>
             <w:proofErr w:type="spellEnd"/>
-            <w:proofErr w:type="gramStart"/>
             <w:r>
               <w:rPr>
                 <w:i/>
@@ -2532,16 +2492,7 @@
                 <w:iCs/>
                 <w:color w:val="000000" w:themeColor="text1"/>
               </w:rPr>
-              <w:t>quantity</w:t>
-            </w:r>
-            <w:proofErr w:type="gramEnd"/>
-            <w:r>
-              <w:rPr>
-                <w:i/>
-                <w:iCs/>
-                <w:color w:val="000000" w:themeColor="text1"/>
-              </w:rPr>
-              <w:t>}</w:t>
+              <w:t>quantity}</w:t>
             </w:r>
             <w:r>
               <w:rPr>
@@ -2658,7 +2609,6 @@
               <w:t>i</w:t>
             </w:r>
             <w:proofErr w:type="spellEnd"/>
-            <w:proofErr w:type="gramStart"/>
             <w:r>
               <w:rPr>
                 <w:i/>
@@ -2674,16 +2624,7 @@
                 <w:iCs/>
                 <w:color w:val="000000" w:themeColor="text1"/>
               </w:rPr>
-              <w:t>unitPrice</w:t>
-            </w:r>
-            <w:proofErr w:type="gramEnd"/>
-            <w:r>
-              <w:rPr>
-                <w:i/>
-                <w:iCs/>
-                <w:color w:val="000000" w:themeColor="text1"/>
-              </w:rPr>
-              <w:t>}</w:t>
+              <w:t>unitPrice}</w:t>
             </w:r>
             <w:r>
               <w:rPr>
